--- a/Informe_Momento_II.docx
+++ b/Informe_Momento_II.docx
@@ -68,7 +68,43 @@
           <w:sz w:val="24"/>
           <w:szCs w:val="24"/>
         </w:rPr>
-        <w:t>Momento II Proyecto Final: Contextualización</w:t>
+        <w:t xml:space="preserve">Momento II Proyecto Final </w:t>
+      </w:r>
+      <w:r>
+        <w:rPr>
+          <w:rFonts w:ascii="Times New Roman" w:hAnsi="Times New Roman" w:cs="Times New Roman"/>
+          <w:b/>
+          <w:sz w:val="24"/>
+          <w:szCs w:val="24"/>
+        </w:rPr>
+        <w:t>‘</w:t>
+      </w:r>
+      <w:r>
+        <w:rPr>
+          <w:rFonts w:ascii="Times New Roman" w:hAnsi="Times New Roman" w:cs="Times New Roman"/>
+          <w:b/>
+          <w:sz w:val="24"/>
+          <w:szCs w:val="24"/>
+        </w:rPr>
+        <w:t>Mulán</w:t>
+      </w:r>
+      <w:r>
+        <w:rPr>
+          <w:rFonts w:ascii="Times New Roman" w:hAnsi="Times New Roman" w:cs="Times New Roman"/>
+          <w:b/>
+          <w:sz w:val="24"/>
+          <w:szCs w:val="24"/>
+        </w:rPr>
+        <w:t xml:space="preserve"> en la Constituyente del 91: La Guerra de las Ideas</w:t>
+      </w:r>
+      <w:r>
+        <w:rPr>
+          <w:rFonts w:ascii="Times New Roman" w:hAnsi="Times New Roman" w:cs="Times New Roman"/>
+          <w:b/>
+          <w:sz w:val="24"/>
+          <w:szCs w:val="24"/>
+        </w:rPr>
+        <w:t>’</w:t>
       </w:r>
     </w:p>
     <w:p>
@@ -187,7 +223,7 @@
           <w:sz w:val="24"/>
           <w:szCs w:val="24"/>
         </w:rPr>
-        <w:t>4</w:t>
+        <w:t>5</w:t>
       </w:r>
       <w:r>
         <w:rPr>
@@ -348,36 +384,2856 @@
           <w:sz w:val="24"/>
           <w:szCs w:val="24"/>
         </w:rPr>
-        <w:t>Temática</w:t>
-      </w:r>
-    </w:p>
-    <w:p>
-      <w:pPr>
-        <w:spacing w:after="0" w:line="480" w:lineRule="auto"/>
-        <w:ind w:firstLine="720"/>
-        <w:rPr>
-          <w:rFonts w:ascii="Times New Roman" w:hAnsi="Times New Roman" w:cs="Times New Roman"/>
-          <w:sz w:val="24"/>
-          <w:szCs w:val="24"/>
-        </w:rPr>
-      </w:pPr>
-      <w:r>
-        <w:rPr>
-          <w:rFonts w:ascii="Times New Roman" w:hAnsi="Times New Roman" w:cs="Times New Roman"/>
-          <w:sz w:val="24"/>
-          <w:szCs w:val="24"/>
-        </w:rPr>
-        <w:t xml:space="preserve">Inicio </w:t>
+        <w:t>Tem</w:t>
+      </w:r>
+      <w:r>
+        <w:rPr>
+          <w:rFonts w:ascii="Times New Roman" w:hAnsi="Times New Roman" w:cs="Times New Roman"/>
+          <w:b/>
+          <w:i/>
+          <w:sz w:val="24"/>
+          <w:szCs w:val="24"/>
+        </w:rPr>
+        <w:t>ática</w:t>
+      </w:r>
+    </w:p>
+    <w:p>
+      <w:pPr>
+        <w:spacing w:line="480" w:lineRule="auto"/>
+        <w:ind w:firstLine="708"/>
+        <w:rPr>
+          <w:rFonts w:ascii="Times New Roman" w:hAnsi="Times New Roman" w:cs="Times New Roman"/>
+          <w:sz w:val="24"/>
+          <w:szCs w:val="24"/>
+        </w:rPr>
+      </w:pPr>
+      <w:r>
+        <w:rPr>
+          <w:rFonts w:ascii="Times New Roman" w:hAnsi="Times New Roman" w:cs="Times New Roman"/>
+          <w:sz w:val="24"/>
+          <w:szCs w:val="24"/>
+        </w:rPr>
+        <w:t>E</w:t>
+      </w:r>
+      <w:r>
+        <w:rPr>
+          <w:rFonts w:ascii="Times New Roman" w:hAnsi="Times New Roman" w:cs="Times New Roman"/>
+          <w:sz w:val="24"/>
+          <w:szCs w:val="24"/>
+        </w:rPr>
+        <w:t xml:space="preserve">l videojuego </w:t>
+      </w:r>
+      <w:r>
+        <w:rPr>
+          <w:rFonts w:ascii="Times New Roman" w:hAnsi="Times New Roman" w:cs="Times New Roman"/>
+          <w:sz w:val="24"/>
+          <w:szCs w:val="24"/>
+        </w:rPr>
+        <w:t>será una ficción que combina historia de Colombia</w:t>
+      </w:r>
+      <w:r>
+        <w:rPr>
+          <w:rFonts w:ascii="Times New Roman" w:hAnsi="Times New Roman" w:cs="Times New Roman"/>
+          <w:sz w:val="24"/>
+          <w:szCs w:val="24"/>
+        </w:rPr>
+        <w:t xml:space="preserve">, como la Constituyente de 1991, y acción aportada por la naturaleza del mundo que caracteriza al personaje principal: </w:t>
+      </w:r>
+      <w:r>
+        <w:rPr>
+          <w:rFonts w:ascii="Times New Roman" w:hAnsi="Times New Roman" w:cs="Times New Roman"/>
+          <w:sz w:val="24"/>
+          <w:szCs w:val="24"/>
+        </w:rPr>
+        <w:t>‘</w:t>
+      </w:r>
+      <w:r>
+        <w:rPr>
+          <w:rFonts w:ascii="Times New Roman" w:hAnsi="Times New Roman" w:cs="Times New Roman"/>
+          <w:sz w:val="24"/>
+          <w:szCs w:val="24"/>
+        </w:rPr>
+        <w:t>Mulán</w:t>
+      </w:r>
+      <w:r>
+        <w:rPr>
+          <w:rFonts w:ascii="Times New Roman" w:hAnsi="Times New Roman" w:cs="Times New Roman"/>
+          <w:sz w:val="24"/>
+          <w:szCs w:val="24"/>
+        </w:rPr>
+        <w:t>’</w:t>
+      </w:r>
+      <w:r>
+        <w:rPr>
+          <w:rFonts w:ascii="Times New Roman" w:hAnsi="Times New Roman" w:cs="Times New Roman"/>
+          <w:sz w:val="24"/>
+          <w:szCs w:val="24"/>
+        </w:rPr>
+        <w:t>.</w:t>
+      </w:r>
+      <w:r>
+        <w:rPr>
+          <w:rFonts w:ascii="Times New Roman" w:hAnsi="Times New Roman" w:cs="Times New Roman"/>
+          <w:sz w:val="24"/>
+          <w:szCs w:val="24"/>
+        </w:rPr>
+        <w:t xml:space="preserve"> Además, como agente inteligente se eligió a ‘Mushu’, el cual </w:t>
+      </w:r>
+      <w:r>
+        <w:rPr>
+          <w:rFonts w:ascii="Times New Roman" w:hAnsi="Times New Roman" w:cs="Times New Roman"/>
+          <w:sz w:val="24"/>
+          <w:szCs w:val="24"/>
+        </w:rPr>
+        <w:t>es tan esencial en esta adaptación como en la trama original de las películas.</w:t>
+      </w:r>
+    </w:p>
+    <w:p>
+      <w:pPr>
+        <w:spacing w:line="480" w:lineRule="auto"/>
+        <w:ind w:firstLine="708"/>
+        <w:rPr>
+          <w:rFonts w:ascii="Times New Roman" w:hAnsi="Times New Roman" w:cs="Times New Roman"/>
+          <w:sz w:val="24"/>
+          <w:szCs w:val="24"/>
+        </w:rPr>
+      </w:pPr>
+      <w:r>
+        <w:rPr>
+          <w:rFonts w:ascii="Times New Roman" w:hAnsi="Times New Roman" w:cs="Times New Roman"/>
+          <w:sz w:val="24"/>
+          <w:szCs w:val="24"/>
+        </w:rPr>
+        <w:t>Mulán actu</w:t>
+      </w:r>
+      <w:r>
+        <w:rPr>
+          <w:rFonts w:ascii="Times New Roman" w:hAnsi="Times New Roman" w:cs="Times New Roman"/>
+          <w:sz w:val="24"/>
+          <w:szCs w:val="24"/>
+        </w:rPr>
+        <w:t>a</w:t>
+      </w:r>
+      <w:r>
+        <w:rPr>
+          <w:rFonts w:ascii="Times New Roman" w:hAnsi="Times New Roman" w:cs="Times New Roman"/>
+          <w:sz w:val="24"/>
+          <w:szCs w:val="24"/>
+        </w:rPr>
+        <w:t xml:space="preserve">rá como una heroína que apoya a diferentes personajes </w:t>
+      </w:r>
+      <w:r>
+        <w:rPr>
+          <w:rFonts w:ascii="Times New Roman" w:hAnsi="Times New Roman" w:cs="Times New Roman"/>
+          <w:sz w:val="24"/>
+          <w:szCs w:val="24"/>
+        </w:rPr>
+        <w:t xml:space="preserve">en procesos de dialogo, superación de obstáculos y la </w:t>
+      </w:r>
+      <w:r>
+        <w:rPr>
+          <w:rFonts w:ascii="Times New Roman" w:hAnsi="Times New Roman" w:cs="Times New Roman"/>
+          <w:sz w:val="24"/>
+          <w:szCs w:val="24"/>
+        </w:rPr>
+        <w:t>defensa</w:t>
+      </w:r>
+      <w:r>
+        <w:rPr>
+          <w:rFonts w:ascii="Times New Roman" w:hAnsi="Times New Roman" w:cs="Times New Roman"/>
+          <w:sz w:val="24"/>
+          <w:szCs w:val="24"/>
+        </w:rPr>
+        <w:t xml:space="preserve"> de sus ideas</w:t>
+      </w:r>
+      <w:r>
+        <w:rPr>
+          <w:rFonts w:ascii="Times New Roman" w:hAnsi="Times New Roman" w:cs="Times New Roman"/>
+          <w:sz w:val="24"/>
+          <w:szCs w:val="24"/>
+        </w:rPr>
+        <w:t>; es así como</w:t>
+      </w:r>
+      <w:r>
+        <w:rPr>
+          <w:rFonts w:ascii="Times New Roman" w:hAnsi="Times New Roman" w:cs="Times New Roman"/>
+          <w:sz w:val="24"/>
+          <w:szCs w:val="24"/>
+        </w:rPr>
+        <w:t>,</w:t>
+      </w:r>
+      <w:r>
+        <w:rPr>
+          <w:rFonts w:ascii="Times New Roman" w:hAnsi="Times New Roman" w:cs="Times New Roman"/>
+          <w:sz w:val="24"/>
+          <w:szCs w:val="24"/>
+        </w:rPr>
+        <w:t xml:space="preserve"> se adap</w:t>
+      </w:r>
+      <w:r>
+        <w:rPr>
+          <w:rFonts w:ascii="Times New Roman" w:hAnsi="Times New Roman" w:cs="Times New Roman"/>
+          <w:sz w:val="24"/>
+          <w:szCs w:val="24"/>
+        </w:rPr>
+        <w:t>ta</w:t>
+      </w:r>
+      <w:r>
+        <w:rPr>
+          <w:rFonts w:ascii="Times New Roman" w:hAnsi="Times New Roman" w:cs="Times New Roman"/>
+          <w:sz w:val="24"/>
+          <w:szCs w:val="24"/>
+        </w:rPr>
+        <w:t>n</w:t>
+      </w:r>
+      <w:r>
+        <w:rPr>
+          <w:rFonts w:ascii="Times New Roman" w:hAnsi="Times New Roman" w:cs="Times New Roman"/>
+          <w:sz w:val="24"/>
+          <w:szCs w:val="24"/>
+        </w:rPr>
+        <w:t xml:space="preserve"> las bases del personaje</w:t>
+      </w:r>
+      <w:r>
+        <w:rPr>
+          <w:rFonts w:ascii="Times New Roman" w:hAnsi="Times New Roman" w:cs="Times New Roman"/>
+          <w:sz w:val="24"/>
+          <w:szCs w:val="24"/>
+        </w:rPr>
+        <w:t>,</w:t>
+      </w:r>
+      <w:r>
+        <w:rPr>
+          <w:rFonts w:ascii="Times New Roman" w:hAnsi="Times New Roman" w:cs="Times New Roman"/>
+          <w:sz w:val="24"/>
+          <w:szCs w:val="24"/>
+        </w:rPr>
+        <w:t xml:space="preserve"> a la resolución de</w:t>
+      </w:r>
+      <w:r>
+        <w:rPr>
+          <w:rFonts w:ascii="Times New Roman" w:hAnsi="Times New Roman" w:cs="Times New Roman"/>
+          <w:sz w:val="24"/>
+          <w:szCs w:val="24"/>
+        </w:rPr>
+        <w:t xml:space="preserve"> </w:t>
+      </w:r>
+      <w:r>
+        <w:rPr>
+          <w:rFonts w:ascii="Times New Roman" w:hAnsi="Times New Roman" w:cs="Times New Roman"/>
+          <w:sz w:val="24"/>
+          <w:szCs w:val="24"/>
+        </w:rPr>
+        <w:t xml:space="preserve">conflictos a través </w:t>
+      </w:r>
+      <w:r>
+        <w:rPr>
+          <w:rFonts w:ascii="Times New Roman" w:hAnsi="Times New Roman" w:cs="Times New Roman"/>
+          <w:sz w:val="24"/>
+          <w:szCs w:val="24"/>
+        </w:rPr>
+        <w:t xml:space="preserve">desafíos donde prima el </w:t>
+      </w:r>
+      <w:r>
+        <w:rPr>
+          <w:rFonts w:ascii="Times New Roman" w:hAnsi="Times New Roman" w:cs="Times New Roman"/>
+          <w:sz w:val="24"/>
+          <w:szCs w:val="24"/>
+        </w:rPr>
+        <w:t>dialogo, la argumentación y la cooperación</w:t>
+      </w:r>
+      <w:r>
+        <w:rPr>
+          <w:rFonts w:ascii="Times New Roman" w:hAnsi="Times New Roman" w:cs="Times New Roman"/>
+          <w:sz w:val="24"/>
+          <w:szCs w:val="24"/>
+        </w:rPr>
+        <w:t>.</w:t>
+      </w:r>
+    </w:p>
+    <w:p>
+      <w:pPr>
+        <w:spacing w:line="480" w:lineRule="auto"/>
+        <w:rPr>
+          <w:rFonts w:ascii="Times New Roman" w:hAnsi="Times New Roman" w:cs="Times New Roman"/>
+          <w:b/>
+          <w:bCs/>
+          <w:i/>
+          <w:iCs/>
+          <w:sz w:val="24"/>
+          <w:szCs w:val="24"/>
+        </w:rPr>
+      </w:pPr>
+      <w:r>
+        <w:rPr>
+          <w:rFonts w:ascii="Times New Roman" w:hAnsi="Times New Roman" w:cs="Times New Roman"/>
+          <w:b/>
+          <w:bCs/>
+          <w:i/>
+          <w:iCs/>
+          <w:sz w:val="24"/>
+          <w:szCs w:val="24"/>
+        </w:rPr>
+        <w:t>Evento Histórico</w:t>
+      </w:r>
+    </w:p>
+    <w:p>
+      <w:pPr>
+        <w:spacing w:line="480" w:lineRule="auto"/>
+        <w:rPr>
+          <w:rFonts w:ascii="Times New Roman" w:hAnsi="Times New Roman" w:cs="Times New Roman"/>
+          <w:sz w:val="24"/>
+          <w:szCs w:val="24"/>
+        </w:rPr>
+      </w:pPr>
+      <w:r>
+        <w:rPr>
+          <w:rFonts w:ascii="Times New Roman" w:hAnsi="Times New Roman" w:cs="Times New Roman"/>
+          <w:b/>
+          <w:bCs/>
+          <w:i/>
+          <w:iCs/>
+          <w:sz w:val="24"/>
+          <w:szCs w:val="24"/>
+        </w:rPr>
+        <w:tab/>
+      </w:r>
+      <w:r>
+        <w:rPr>
+          <w:rFonts w:ascii="Times New Roman" w:hAnsi="Times New Roman" w:cs="Times New Roman"/>
+          <w:sz w:val="24"/>
+          <w:szCs w:val="24"/>
+        </w:rPr>
+        <w:t>En 1991, Colombia se encontraba en medio de una transformación política y social relevante</w:t>
+      </w:r>
+      <w:r>
+        <w:rPr>
+          <w:rFonts w:ascii="Times New Roman" w:hAnsi="Times New Roman" w:cs="Times New Roman"/>
+          <w:sz w:val="24"/>
+          <w:szCs w:val="24"/>
+        </w:rPr>
+        <w:t>; se convocó a una Asamblea General Constituyente</w:t>
+      </w:r>
+      <w:r>
+        <w:rPr>
+          <w:rFonts w:ascii="Times New Roman" w:hAnsi="Times New Roman" w:cs="Times New Roman"/>
+          <w:sz w:val="24"/>
+          <w:szCs w:val="24"/>
+        </w:rPr>
+        <w:t>,</w:t>
+      </w:r>
+      <w:r>
+        <w:rPr>
+          <w:rFonts w:ascii="Times New Roman" w:hAnsi="Times New Roman" w:cs="Times New Roman"/>
+          <w:sz w:val="24"/>
+          <w:szCs w:val="24"/>
+        </w:rPr>
+        <w:t xml:space="preserve"> iniciando el proceso para construir una nueva Constitución Política</w:t>
+      </w:r>
+      <w:r>
+        <w:rPr>
+          <w:rFonts w:ascii="Times New Roman" w:hAnsi="Times New Roman" w:cs="Times New Roman"/>
+          <w:sz w:val="24"/>
+          <w:szCs w:val="24"/>
+        </w:rPr>
+        <w:t xml:space="preserve">, con el aporte de varios sectores de la sociedad. </w:t>
+      </w:r>
+    </w:p>
+    <w:p>
+      <w:pPr>
+        <w:spacing w:line="480" w:lineRule="auto"/>
+        <w:rPr>
+          <w:rFonts w:ascii="Times New Roman" w:hAnsi="Times New Roman" w:cs="Times New Roman"/>
+          <w:sz w:val="24"/>
+          <w:szCs w:val="24"/>
+        </w:rPr>
+      </w:pPr>
+      <w:r>
+        <w:rPr>
+          <w:rFonts w:ascii="Times New Roman" w:hAnsi="Times New Roman" w:cs="Times New Roman"/>
+          <w:sz w:val="24"/>
+          <w:szCs w:val="24"/>
+        </w:rPr>
+        <w:tab/>
+        <w:t xml:space="preserve">Dado este contexto, Mulan llegaría como una estratega que </w:t>
+      </w:r>
+      <w:r>
+        <w:rPr>
+          <w:rFonts w:ascii="Times New Roman" w:hAnsi="Times New Roman" w:cs="Times New Roman"/>
+          <w:sz w:val="24"/>
+          <w:szCs w:val="24"/>
+        </w:rPr>
+        <w:t>demuestra que no solo se ganan batallas luchando con adversarios, sino que es importante reconocer las problemáticas de la comunidad</w:t>
+      </w:r>
+      <w:r>
+        <w:rPr>
+          <w:rFonts w:ascii="Times New Roman" w:hAnsi="Times New Roman" w:cs="Times New Roman"/>
+          <w:sz w:val="24"/>
+          <w:szCs w:val="24"/>
+        </w:rPr>
+        <w:t xml:space="preserve"> y plantear alternativas de solución, teniendo como principio la justicia. Para lo anterior, requiere de ‘Mushu’</w:t>
+      </w:r>
+      <w:r>
+        <w:rPr>
+          <w:rFonts w:ascii="Times New Roman" w:hAnsi="Times New Roman" w:cs="Times New Roman"/>
+          <w:sz w:val="24"/>
+          <w:szCs w:val="24"/>
+        </w:rPr>
+        <w:t>, quien es su compañero encargado de analizar el entorno y aprender de las decisiones del jugador, su misión es reunir testimonios, recuperar documentos y llevar propuestas de la ciudadanía a la Asamblea</w:t>
+      </w:r>
+      <w:r>
+        <w:rPr>
+          <w:rFonts w:ascii="Times New Roman" w:hAnsi="Times New Roman" w:cs="Times New Roman"/>
+          <w:sz w:val="24"/>
+          <w:szCs w:val="24"/>
+        </w:rPr>
+        <w:t>.</w:t>
+      </w:r>
+    </w:p>
+    <w:p>
+      <w:pPr>
+        <w:spacing w:line="480" w:lineRule="auto"/>
+        <w:rPr>
+          <w:rFonts w:ascii="Times New Roman" w:hAnsi="Times New Roman" w:cs="Times New Roman"/>
+          <w:sz w:val="24"/>
+          <w:szCs w:val="24"/>
+        </w:rPr>
+      </w:pPr>
+    </w:p>
+    <w:p>
+      <w:pPr>
+        <w:spacing w:line="480" w:lineRule="auto"/>
+        <w:rPr>
+          <w:rFonts w:ascii="Times New Roman" w:hAnsi="Times New Roman" w:cs="Times New Roman"/>
+          <w:b/>
+          <w:bCs/>
+          <w:i/>
+          <w:iCs/>
+          <w:sz w:val="24"/>
+          <w:szCs w:val="24"/>
+        </w:rPr>
+      </w:pPr>
+      <w:r>
+        <w:rPr>
+          <w:rFonts w:ascii="Times New Roman" w:hAnsi="Times New Roman" w:cs="Times New Roman"/>
+          <w:b/>
+          <w:bCs/>
+          <w:i/>
+          <w:iCs/>
+          <w:sz w:val="24"/>
+          <w:szCs w:val="24"/>
+        </w:rPr>
+        <w:lastRenderedPageBreak/>
+        <w:t>Descripción de Niveles</w:t>
+      </w:r>
+    </w:p>
+    <w:p>
+      <w:pPr>
+        <w:spacing w:line="480" w:lineRule="auto"/>
+        <w:rPr>
+          <w:rFonts w:ascii="Times New Roman" w:hAnsi="Times New Roman" w:cs="Times New Roman"/>
+          <w:sz w:val="24"/>
+          <w:szCs w:val="24"/>
+        </w:rPr>
+      </w:pPr>
+      <w:r>
+        <w:rPr>
+          <w:rFonts w:ascii="Times New Roman" w:hAnsi="Times New Roman" w:cs="Times New Roman"/>
+          <w:sz w:val="24"/>
+          <w:szCs w:val="24"/>
+        </w:rPr>
+        <w:tab/>
+        <w:t xml:space="preserve">El juego se dividirá en dos niveles, </w:t>
+      </w:r>
+      <w:r>
+        <w:rPr>
+          <w:rFonts w:ascii="Times New Roman" w:hAnsi="Times New Roman" w:cs="Times New Roman"/>
+          <w:sz w:val="24"/>
+          <w:szCs w:val="24"/>
+        </w:rPr>
+        <w:t xml:space="preserve">el primero </w:t>
+      </w:r>
+      <w:r>
+        <w:rPr>
+          <w:rFonts w:ascii="Times New Roman" w:hAnsi="Times New Roman" w:cs="Times New Roman"/>
+          <w:sz w:val="24"/>
+          <w:szCs w:val="24"/>
+        </w:rPr>
+        <w:t>está centrado en la exploración y el movimiento para la superación de obstáculos físicos ambientado en las calles de Bogotá;</w:t>
+      </w:r>
+      <w:r>
+        <w:rPr>
+          <w:rFonts w:ascii="Times New Roman" w:hAnsi="Times New Roman" w:cs="Times New Roman"/>
+          <w:sz w:val="24"/>
+          <w:szCs w:val="24"/>
+        </w:rPr>
+        <w:t xml:space="preserve"> el segundo, se desarrolla en un ambiente institucional, </w:t>
+      </w:r>
+      <w:r>
+        <w:rPr>
+          <w:rFonts w:ascii="Times New Roman" w:hAnsi="Times New Roman" w:cs="Times New Roman"/>
+          <w:sz w:val="24"/>
+          <w:szCs w:val="24"/>
+        </w:rPr>
+        <w:t>como en plano cenital, donde el jugador debe organizar información</w:t>
+      </w:r>
+      <w:r>
+        <w:rPr>
+          <w:rFonts w:ascii="Times New Roman" w:hAnsi="Times New Roman" w:cs="Times New Roman"/>
+          <w:sz w:val="24"/>
+          <w:szCs w:val="24"/>
+        </w:rPr>
+        <w:t xml:space="preserve"> y</w:t>
+      </w:r>
+      <w:r>
+        <w:rPr>
+          <w:rFonts w:ascii="Times New Roman" w:hAnsi="Times New Roman" w:cs="Times New Roman"/>
+          <w:sz w:val="24"/>
+          <w:szCs w:val="24"/>
+        </w:rPr>
+        <w:t xml:space="preserve"> </w:t>
+      </w:r>
+      <w:r>
+        <w:rPr>
+          <w:rFonts w:ascii="Times New Roman" w:hAnsi="Times New Roman" w:cs="Times New Roman"/>
+          <w:sz w:val="24"/>
+          <w:szCs w:val="24"/>
+        </w:rPr>
+        <w:t>construir acuerdos entre las partes con diferentes intereses dado tiempos específicos.</w:t>
+      </w:r>
+    </w:p>
+    <w:p>
+      <w:pPr>
+        <w:spacing w:line="480" w:lineRule="auto"/>
+        <w:ind w:left="705"/>
+        <w:rPr>
+          <w:rFonts w:ascii="Times New Roman" w:hAnsi="Times New Roman" w:cs="Times New Roman"/>
+          <w:sz w:val="24"/>
+          <w:szCs w:val="24"/>
+        </w:rPr>
+      </w:pPr>
+      <w:r>
+        <w:rPr>
+          <w:rFonts w:ascii="Times New Roman" w:hAnsi="Times New Roman" w:cs="Times New Roman"/>
+          <w:b/>
+          <w:bCs/>
+          <w:sz w:val="24"/>
+          <w:szCs w:val="24"/>
+        </w:rPr>
+        <w:t>Nivel 1.</w:t>
+      </w:r>
+      <w:r>
+        <w:rPr>
+          <w:rFonts w:ascii="Times New Roman" w:hAnsi="Times New Roman" w:cs="Times New Roman"/>
+          <w:b/>
+          <w:bCs/>
+          <w:sz w:val="24"/>
+          <w:szCs w:val="24"/>
+        </w:rPr>
+        <w:t xml:space="preserve"> </w:t>
+      </w:r>
+      <w:r>
+        <w:rPr>
+          <w:rFonts w:ascii="Times New Roman" w:hAnsi="Times New Roman" w:cs="Times New Roman"/>
+          <w:sz w:val="24"/>
+          <w:szCs w:val="24"/>
+        </w:rPr>
+        <w:t xml:space="preserve">Mulán llega a una representación </w:t>
+      </w:r>
+      <w:r>
+        <w:rPr>
+          <w:rFonts w:ascii="Times New Roman" w:hAnsi="Times New Roman" w:cs="Times New Roman"/>
+          <w:sz w:val="24"/>
+          <w:szCs w:val="24"/>
+        </w:rPr>
+        <w:t>animada de la Bogotá del 91, allí varios ciudadanos intentan entregar sus testimonios y propuestas para la nueva Constitución</w:t>
+      </w:r>
+      <w:r>
+        <w:rPr>
+          <w:rFonts w:ascii="Times New Roman" w:hAnsi="Times New Roman" w:cs="Times New Roman"/>
+          <w:sz w:val="24"/>
+          <w:szCs w:val="24"/>
+        </w:rPr>
+        <w:t xml:space="preserve">; </w:t>
+      </w:r>
+      <w:r>
+        <w:rPr>
+          <w:rFonts w:ascii="Times New Roman" w:hAnsi="Times New Roman" w:cs="Times New Roman"/>
+          <w:sz w:val="24"/>
+          <w:szCs w:val="24"/>
+        </w:rPr>
+        <w:t>sin embargo,</w:t>
+      </w:r>
+      <w:r>
+        <w:rPr>
+          <w:rFonts w:ascii="Times New Roman" w:hAnsi="Times New Roman" w:cs="Times New Roman"/>
+          <w:sz w:val="24"/>
+          <w:szCs w:val="24"/>
+        </w:rPr>
+        <w:t xml:space="preserve"> deberá superar una serie de dificultades para que los documentos lleguen a su destino, entre ellos</w:t>
+      </w:r>
+      <w:r>
+        <w:rPr>
+          <w:rFonts w:ascii="Times New Roman" w:hAnsi="Times New Roman" w:cs="Times New Roman"/>
+          <w:sz w:val="24"/>
+          <w:szCs w:val="24"/>
+        </w:rPr>
+        <w:t xml:space="preserve">: </w:t>
+      </w:r>
+      <w:r>
+        <w:rPr>
+          <w:rFonts w:ascii="Times New Roman" w:hAnsi="Times New Roman" w:cs="Times New Roman"/>
+          <w:sz w:val="24"/>
+          <w:szCs w:val="24"/>
+        </w:rPr>
+        <w:t xml:space="preserve">calles </w:t>
+      </w:r>
+      <w:r>
+        <w:rPr>
+          <w:rFonts w:ascii="Times New Roman" w:hAnsi="Times New Roman" w:cs="Times New Roman"/>
+          <w:sz w:val="24"/>
+          <w:szCs w:val="24"/>
+        </w:rPr>
+        <w:t>bloqueadas</w:t>
+      </w:r>
+      <w:r>
+        <w:rPr>
+          <w:rFonts w:ascii="Times New Roman" w:hAnsi="Times New Roman" w:cs="Times New Roman"/>
+          <w:sz w:val="24"/>
+          <w:szCs w:val="24"/>
+        </w:rPr>
+        <w:t xml:space="preserve">, archivos dispersos, </w:t>
+      </w:r>
+      <w:r>
+        <w:rPr>
+          <w:rFonts w:ascii="Times New Roman" w:hAnsi="Times New Roman" w:cs="Times New Roman"/>
+          <w:sz w:val="24"/>
+          <w:szCs w:val="24"/>
+        </w:rPr>
+        <w:t xml:space="preserve">plataformas inestables y mensajeros que perdieron sus rutas. Antes de que se termine el tiempo establecido, Mulán deberá </w:t>
+      </w:r>
+      <w:r>
+        <w:rPr>
+          <w:rFonts w:ascii="Times New Roman" w:hAnsi="Times New Roman" w:cs="Times New Roman"/>
+          <w:sz w:val="24"/>
+          <w:szCs w:val="24"/>
+        </w:rPr>
+        <w:t>recorrer el territorio, ayudar a los ciudadanos y recuperar la información.</w:t>
+      </w:r>
+    </w:p>
+    <w:p>
+      <w:pPr>
+        <w:spacing w:line="480" w:lineRule="auto"/>
+        <w:ind w:left="705"/>
+        <w:rPr>
+          <w:rFonts w:ascii="Times New Roman" w:hAnsi="Times New Roman" w:cs="Times New Roman"/>
+          <w:sz w:val="24"/>
+          <w:szCs w:val="24"/>
+        </w:rPr>
+      </w:pPr>
+      <w:r>
+        <w:rPr>
+          <w:rFonts w:ascii="Times New Roman" w:hAnsi="Times New Roman" w:cs="Times New Roman"/>
+          <w:sz w:val="24"/>
+          <w:szCs w:val="24"/>
+        </w:rPr>
+        <w:t xml:space="preserve">Para este se utilizará una vista tipo side-scroller, mientras </w:t>
+      </w:r>
+      <w:r>
+        <w:rPr>
+          <w:rFonts w:ascii="Times New Roman" w:hAnsi="Times New Roman" w:cs="Times New Roman"/>
+          <w:sz w:val="24"/>
+          <w:szCs w:val="24"/>
+        </w:rPr>
+        <w:t>se sigue</w:t>
+      </w:r>
+      <w:r>
+        <w:rPr>
+          <w:rFonts w:ascii="Times New Roman" w:hAnsi="Times New Roman" w:cs="Times New Roman"/>
+          <w:sz w:val="24"/>
+          <w:szCs w:val="24"/>
+        </w:rPr>
+        <w:t xml:space="preserve"> el movimiento de Mulán </w:t>
+      </w:r>
+      <w:r>
+        <w:rPr>
+          <w:rFonts w:ascii="Times New Roman" w:hAnsi="Times New Roman" w:cs="Times New Roman"/>
+          <w:sz w:val="24"/>
+          <w:szCs w:val="24"/>
+        </w:rPr>
+        <w:t>al avanzar por diferentes sectores. El jugador controla al personaje mediante el teclado,</w:t>
+      </w:r>
+      <w:r>
+        <w:rPr>
+          <w:rFonts w:ascii="Times New Roman" w:hAnsi="Times New Roman" w:cs="Times New Roman"/>
+          <w:sz w:val="24"/>
+          <w:szCs w:val="24"/>
+        </w:rPr>
+        <w:t xml:space="preserve"> moviéndose hacia los costados, saltando</w:t>
+      </w:r>
+      <w:r>
+        <w:rPr>
+          <w:rFonts w:ascii="Times New Roman" w:hAnsi="Times New Roman" w:cs="Times New Roman"/>
+          <w:sz w:val="24"/>
+          <w:szCs w:val="24"/>
+        </w:rPr>
+        <w:t xml:space="preserve"> e</w:t>
+      </w:r>
+      <w:r>
+        <w:rPr>
+          <w:rFonts w:ascii="Times New Roman" w:hAnsi="Times New Roman" w:cs="Times New Roman"/>
+          <w:sz w:val="24"/>
+          <w:szCs w:val="24"/>
+        </w:rPr>
+        <w:t xml:space="preserve"> interactúan con los ciudadanos</w:t>
+      </w:r>
+      <w:r>
+        <w:rPr>
+          <w:rFonts w:ascii="Times New Roman" w:hAnsi="Times New Roman" w:cs="Times New Roman"/>
+          <w:sz w:val="24"/>
+          <w:szCs w:val="24"/>
+        </w:rPr>
+        <w:t xml:space="preserve"> para recolectar documentos</w:t>
+      </w:r>
+      <w:r>
+        <w:rPr>
+          <w:rFonts w:ascii="Times New Roman" w:hAnsi="Times New Roman" w:cs="Times New Roman"/>
+          <w:sz w:val="24"/>
+          <w:szCs w:val="24"/>
+        </w:rPr>
+        <w:t>, mientras que ‘Mushu’ la acompaña proporcionando pistas según la dificultad del momento.</w:t>
+      </w:r>
+    </w:p>
+    <w:p>
+      <w:pPr>
+        <w:spacing w:line="480" w:lineRule="auto"/>
+        <w:ind w:left="708"/>
+        <w:rPr>
+          <w:rFonts w:ascii="Times New Roman" w:hAnsi="Times New Roman" w:cs="Times New Roman"/>
+          <w:sz w:val="24"/>
+          <w:szCs w:val="24"/>
+        </w:rPr>
+      </w:pPr>
+      <w:r>
+        <w:rPr>
+          <w:rFonts w:ascii="Times New Roman" w:hAnsi="Times New Roman" w:cs="Times New Roman"/>
+          <w:sz w:val="24"/>
+          <w:szCs w:val="24"/>
+        </w:rPr>
+        <w:t xml:space="preserve">La documentación </w:t>
+      </w:r>
+      <w:r>
+        <w:rPr>
+          <w:rFonts w:ascii="Times New Roman" w:hAnsi="Times New Roman" w:cs="Times New Roman"/>
+          <w:sz w:val="24"/>
+          <w:szCs w:val="24"/>
+        </w:rPr>
+        <w:t>recuperada</w:t>
+      </w:r>
+      <w:r>
+        <w:rPr>
+          <w:rFonts w:ascii="Times New Roman" w:hAnsi="Times New Roman" w:cs="Times New Roman"/>
+          <w:sz w:val="24"/>
+          <w:szCs w:val="24"/>
+        </w:rPr>
+        <w:t xml:space="preserve"> se almacena en un inventario</w:t>
+      </w:r>
+      <w:r>
+        <w:rPr>
+          <w:rFonts w:ascii="Times New Roman" w:hAnsi="Times New Roman" w:cs="Times New Roman"/>
+          <w:sz w:val="24"/>
+          <w:szCs w:val="24"/>
+        </w:rPr>
+        <w:t xml:space="preserve">; en algunos casos, para obtener cierta información de los ciudadanos, el jugador debe obtener </w:t>
+      </w:r>
+      <w:r>
+        <w:rPr>
+          <w:rFonts w:ascii="Times New Roman" w:hAnsi="Times New Roman" w:cs="Times New Roman"/>
+          <w:sz w:val="24"/>
+          <w:szCs w:val="24"/>
+        </w:rPr>
+        <w:t>una evidencia relacionada con su problema</w:t>
+      </w:r>
+      <w:r>
+        <w:rPr>
+          <w:rFonts w:ascii="Times New Roman" w:hAnsi="Times New Roman" w:cs="Times New Roman"/>
+          <w:sz w:val="24"/>
+          <w:szCs w:val="24"/>
+        </w:rPr>
+        <w:t>, por lo que elije entre rutas, evita obstáculos, encuentra objetos y elije el orden de atención de las solicitudes.</w:t>
+      </w:r>
+    </w:p>
+    <w:p>
+      <w:pPr>
+        <w:spacing w:line="480" w:lineRule="auto"/>
+        <w:ind w:left="708"/>
+        <w:rPr>
+          <w:rFonts w:ascii="Times New Roman" w:hAnsi="Times New Roman" w:cs="Times New Roman"/>
+          <w:sz w:val="24"/>
+          <w:szCs w:val="24"/>
+        </w:rPr>
+      </w:pPr>
+      <w:r>
+        <w:rPr>
+          <w:rFonts w:ascii="Times New Roman" w:hAnsi="Times New Roman" w:cs="Times New Roman"/>
+          <w:sz w:val="24"/>
+          <w:szCs w:val="24"/>
+        </w:rPr>
+        <w:lastRenderedPageBreak/>
+        <w:t xml:space="preserve">Así, se tiene como objetivo recuperar al menos cinco documentos </w:t>
+      </w:r>
+      <w:r>
+        <w:rPr>
+          <w:rFonts w:ascii="Times New Roman" w:hAnsi="Times New Roman" w:cs="Times New Roman"/>
+          <w:sz w:val="24"/>
+          <w:szCs w:val="24"/>
+        </w:rPr>
+        <w:t>de la</w:t>
+      </w:r>
+      <w:r>
+        <w:rPr>
+          <w:rFonts w:ascii="Times New Roman" w:hAnsi="Times New Roman" w:cs="Times New Roman"/>
+          <w:sz w:val="24"/>
+          <w:szCs w:val="24"/>
+        </w:rPr>
+        <w:t xml:space="preserve"> ciudadanía y llegar al punto de encuentro con la mensajera de lo Asamblea en un tiempo dado; para </w:t>
+      </w:r>
+      <w:r>
+        <w:rPr>
+          <w:rFonts w:ascii="Times New Roman" w:hAnsi="Times New Roman" w:cs="Times New Roman"/>
+          <w:sz w:val="24"/>
+          <w:szCs w:val="24"/>
+        </w:rPr>
+        <w:t>esto, también</w:t>
+      </w:r>
+      <w:r>
+        <w:rPr>
+          <w:rFonts w:ascii="Times New Roman" w:hAnsi="Times New Roman" w:cs="Times New Roman"/>
+          <w:sz w:val="24"/>
+          <w:szCs w:val="24"/>
+        </w:rPr>
+        <w:t xml:space="preserve"> influye </w:t>
+      </w:r>
+      <w:r>
+        <w:rPr>
+          <w:rFonts w:ascii="Times New Roman" w:hAnsi="Times New Roman" w:cs="Times New Roman"/>
+          <w:sz w:val="24"/>
+          <w:szCs w:val="24"/>
+        </w:rPr>
+        <w:t>el mantener un nivel mínimo de confianza con los ciudadanos, que aumenta a medida que ‘Mulán’ ayuda a los personajes y dialoga con ellos.</w:t>
+      </w:r>
+    </w:p>
+    <w:p>
+      <w:pPr>
+        <w:spacing w:line="480" w:lineRule="auto"/>
+        <w:ind w:left="708"/>
+        <w:rPr>
+          <w:rFonts w:ascii="Times New Roman" w:hAnsi="Times New Roman" w:cs="Times New Roman"/>
+          <w:sz w:val="24"/>
+          <w:szCs w:val="24"/>
+        </w:rPr>
+      </w:pPr>
+      <w:r>
+        <w:rPr>
+          <w:rFonts w:ascii="Times New Roman" w:hAnsi="Times New Roman" w:cs="Times New Roman"/>
+          <w:sz w:val="24"/>
+          <w:szCs w:val="24"/>
+        </w:rPr>
+        <w:t xml:space="preserve">Dentro de los obstáculos, </w:t>
+      </w:r>
+      <w:r>
+        <w:rPr>
+          <w:rFonts w:ascii="Times New Roman" w:hAnsi="Times New Roman" w:cs="Times New Roman"/>
+          <w:sz w:val="24"/>
+          <w:szCs w:val="24"/>
+        </w:rPr>
+        <w:t>habrá</w:t>
+      </w:r>
+      <w:r>
+        <w:rPr>
+          <w:rFonts w:ascii="Times New Roman" w:hAnsi="Times New Roman" w:cs="Times New Roman"/>
+          <w:sz w:val="24"/>
+          <w:szCs w:val="24"/>
+        </w:rPr>
+        <w:t xml:space="preserve"> plataformas elevada</w:t>
+      </w:r>
+      <w:r>
+        <w:rPr>
+          <w:rFonts w:ascii="Times New Roman" w:hAnsi="Times New Roman" w:cs="Times New Roman"/>
+          <w:sz w:val="24"/>
+          <w:szCs w:val="24"/>
+        </w:rPr>
+        <w:t>, alguna</w:t>
+      </w:r>
+      <w:r>
+        <w:rPr>
+          <w:rFonts w:ascii="Times New Roman" w:hAnsi="Times New Roman" w:cs="Times New Roman"/>
+          <w:sz w:val="24"/>
+          <w:szCs w:val="24"/>
+        </w:rPr>
+        <w:t>s</w:t>
+      </w:r>
+      <w:r>
+        <w:rPr>
+          <w:rFonts w:ascii="Times New Roman" w:hAnsi="Times New Roman" w:cs="Times New Roman"/>
+          <w:sz w:val="24"/>
+          <w:szCs w:val="24"/>
+        </w:rPr>
+        <w:t xml:space="preserve"> con documentos</w:t>
+      </w:r>
+      <w:r>
+        <w:rPr>
+          <w:rFonts w:ascii="Times New Roman" w:hAnsi="Times New Roman" w:cs="Times New Roman"/>
+          <w:sz w:val="24"/>
+          <w:szCs w:val="24"/>
+        </w:rPr>
+        <w:t xml:space="preserve">, cajas para bloquear el camino, ráfagas de viento que alteran los saltos, </w:t>
+      </w:r>
+      <w:r>
+        <w:rPr>
+          <w:rFonts w:ascii="Times New Roman" w:hAnsi="Times New Roman" w:cs="Times New Roman"/>
+          <w:sz w:val="24"/>
+          <w:szCs w:val="24"/>
+        </w:rPr>
+        <w:t xml:space="preserve">objetos que se balancean sobre los recorridos y ciudadanos que </w:t>
+      </w:r>
+      <w:r>
+        <w:rPr>
+          <w:rFonts w:ascii="Times New Roman" w:hAnsi="Times New Roman" w:cs="Times New Roman"/>
+          <w:sz w:val="24"/>
+          <w:szCs w:val="24"/>
+        </w:rPr>
+        <w:t>requieren</w:t>
+      </w:r>
+      <w:r>
+        <w:rPr>
+          <w:rFonts w:ascii="Times New Roman" w:hAnsi="Times New Roman" w:cs="Times New Roman"/>
+          <w:sz w:val="24"/>
+          <w:szCs w:val="24"/>
+        </w:rPr>
+        <w:t xml:space="preserve"> ayuda</w:t>
+      </w:r>
+      <w:r>
+        <w:rPr>
+          <w:rFonts w:ascii="Times New Roman" w:hAnsi="Times New Roman" w:cs="Times New Roman"/>
+          <w:sz w:val="24"/>
+          <w:szCs w:val="24"/>
+        </w:rPr>
+        <w:t xml:space="preserve">. </w:t>
+      </w:r>
+      <w:r>
+        <w:rPr>
+          <w:rFonts w:ascii="Times New Roman" w:hAnsi="Times New Roman" w:cs="Times New Roman"/>
+          <w:sz w:val="24"/>
+          <w:szCs w:val="24"/>
+        </w:rPr>
+        <w:t xml:space="preserve"> Para adquirir algunos d</w:t>
+      </w:r>
+      <w:r>
+        <w:rPr>
+          <w:rFonts w:ascii="Times New Roman" w:hAnsi="Times New Roman" w:cs="Times New Roman"/>
+          <w:sz w:val="24"/>
+          <w:szCs w:val="24"/>
+        </w:rPr>
+        <w:t>ocumentos</w:t>
+      </w:r>
+      <w:r>
+        <w:rPr>
+          <w:rFonts w:ascii="Times New Roman" w:hAnsi="Times New Roman" w:cs="Times New Roman"/>
+          <w:sz w:val="24"/>
+          <w:szCs w:val="24"/>
+        </w:rPr>
+        <w:t xml:space="preserve">, se pedirá </w:t>
+      </w:r>
+      <w:r>
+        <w:rPr>
+          <w:rFonts w:ascii="Times New Roman" w:hAnsi="Times New Roman" w:cs="Times New Roman"/>
+          <w:sz w:val="24"/>
+          <w:szCs w:val="24"/>
+        </w:rPr>
+        <w:t>activar mecanismos o encontrar una ruta alternativa.</w:t>
+      </w:r>
+    </w:p>
+    <w:p>
+      <w:pPr>
+        <w:spacing w:line="480" w:lineRule="auto"/>
+        <w:ind w:left="708"/>
+        <w:rPr>
+          <w:rFonts w:ascii="Times New Roman" w:hAnsi="Times New Roman" w:cs="Times New Roman"/>
+          <w:sz w:val="24"/>
+          <w:szCs w:val="24"/>
+        </w:rPr>
+      </w:pPr>
+      <w:r>
+        <w:rPr>
+          <w:rFonts w:ascii="Times New Roman" w:hAnsi="Times New Roman" w:cs="Times New Roman"/>
+          <w:sz w:val="24"/>
+          <w:szCs w:val="24"/>
+        </w:rPr>
+        <w:t xml:space="preserve">Al iniciar el nivel, se </w:t>
+      </w:r>
+      <w:r>
+        <w:rPr>
+          <w:rFonts w:ascii="Times New Roman" w:hAnsi="Times New Roman" w:cs="Times New Roman"/>
+          <w:sz w:val="24"/>
+          <w:szCs w:val="24"/>
+        </w:rPr>
+        <w:t xml:space="preserve">mostrará las instrucciones y el tiempo </w:t>
+      </w:r>
+      <w:r>
+        <w:rPr>
+          <w:rFonts w:ascii="Times New Roman" w:hAnsi="Times New Roman" w:cs="Times New Roman"/>
+          <w:sz w:val="24"/>
+          <w:szCs w:val="24"/>
+        </w:rPr>
+        <w:t>establecido; d</w:t>
+      </w:r>
+      <w:r>
+        <w:rPr>
+          <w:rFonts w:ascii="Times New Roman" w:hAnsi="Times New Roman" w:cs="Times New Roman"/>
+          <w:sz w:val="24"/>
+          <w:szCs w:val="24"/>
+        </w:rPr>
+        <w:t xml:space="preserve">urante la exploración, la interfaz </w:t>
+      </w:r>
+      <w:r>
+        <w:rPr>
+          <w:rFonts w:ascii="Times New Roman" w:hAnsi="Times New Roman" w:cs="Times New Roman"/>
+          <w:sz w:val="24"/>
+          <w:szCs w:val="24"/>
+        </w:rPr>
+        <w:t>permitirá mostrar la</w:t>
+      </w:r>
+      <w:r>
+        <w:rPr>
+          <w:rFonts w:ascii="Times New Roman" w:hAnsi="Times New Roman" w:cs="Times New Roman"/>
+          <w:sz w:val="24"/>
+          <w:szCs w:val="24"/>
+        </w:rPr>
+        <w:t xml:space="preserve"> energía de Mulán, el inventario de documentos, la confianza</w:t>
+      </w:r>
+      <w:r>
+        <w:rPr>
+          <w:rFonts w:ascii="Times New Roman" w:hAnsi="Times New Roman" w:cs="Times New Roman"/>
+          <w:sz w:val="24"/>
+          <w:szCs w:val="24"/>
+        </w:rPr>
+        <w:t xml:space="preserve"> con los ciudadanos</w:t>
+      </w:r>
+      <w:r>
+        <w:rPr>
+          <w:rFonts w:ascii="Times New Roman" w:hAnsi="Times New Roman" w:cs="Times New Roman"/>
+          <w:sz w:val="24"/>
+          <w:szCs w:val="24"/>
+        </w:rPr>
+        <w:t xml:space="preserve"> y el tiempo restante</w:t>
+      </w:r>
+      <w:r>
+        <w:rPr>
+          <w:rFonts w:ascii="Times New Roman" w:hAnsi="Times New Roman" w:cs="Times New Roman"/>
+          <w:sz w:val="24"/>
+          <w:szCs w:val="24"/>
+        </w:rPr>
+        <w:t>. Así, c</w:t>
+      </w:r>
+      <w:r>
+        <w:rPr>
+          <w:rFonts w:ascii="Times New Roman" w:hAnsi="Times New Roman" w:cs="Times New Roman"/>
+          <w:sz w:val="24"/>
+          <w:szCs w:val="24"/>
+        </w:rPr>
+        <w:t>uando el jugador recoja un documento, el contador se actualizará</w:t>
+      </w:r>
+      <w:r>
+        <w:rPr>
+          <w:rFonts w:ascii="Times New Roman" w:hAnsi="Times New Roman" w:cs="Times New Roman"/>
+          <w:sz w:val="24"/>
+          <w:szCs w:val="24"/>
+        </w:rPr>
+        <w:t>; s</w:t>
+      </w:r>
+      <w:r>
+        <w:rPr>
+          <w:rFonts w:ascii="Times New Roman" w:hAnsi="Times New Roman" w:cs="Times New Roman"/>
+          <w:sz w:val="24"/>
+          <w:szCs w:val="24"/>
+        </w:rPr>
+        <w:t>i cae en una zona inferior</w:t>
+      </w:r>
+      <w:r>
+        <w:rPr>
+          <w:rFonts w:ascii="Times New Roman" w:hAnsi="Times New Roman" w:cs="Times New Roman"/>
+          <w:sz w:val="24"/>
+          <w:szCs w:val="24"/>
+        </w:rPr>
+        <w:t xml:space="preserve"> prohibida</w:t>
+      </w:r>
+      <w:r>
+        <w:rPr>
+          <w:rFonts w:ascii="Times New Roman" w:hAnsi="Times New Roman" w:cs="Times New Roman"/>
+          <w:sz w:val="24"/>
+          <w:szCs w:val="24"/>
+        </w:rPr>
+        <w:t xml:space="preserve"> o choca con un obstáculo, perderá energía y regresará al último punto</w:t>
+      </w:r>
+      <w:r>
+        <w:rPr>
+          <w:rFonts w:ascii="Times New Roman" w:hAnsi="Times New Roman" w:cs="Times New Roman"/>
+          <w:sz w:val="24"/>
+          <w:szCs w:val="24"/>
+        </w:rPr>
+        <w:t>; e</w:t>
+      </w:r>
+      <w:r>
+        <w:rPr>
+          <w:rFonts w:ascii="Times New Roman" w:hAnsi="Times New Roman" w:cs="Times New Roman"/>
+          <w:sz w:val="24"/>
+          <w:szCs w:val="24"/>
+        </w:rPr>
+        <w:t xml:space="preserve">l nivel terminará </w:t>
+      </w:r>
+      <w:r>
+        <w:rPr>
+          <w:rFonts w:ascii="Times New Roman" w:hAnsi="Times New Roman" w:cs="Times New Roman"/>
+          <w:sz w:val="24"/>
+          <w:szCs w:val="24"/>
+        </w:rPr>
+        <w:t xml:space="preserve">victoriosamente </w:t>
+      </w:r>
+      <w:r>
+        <w:rPr>
+          <w:rFonts w:ascii="Times New Roman" w:hAnsi="Times New Roman" w:cs="Times New Roman"/>
+          <w:sz w:val="24"/>
+          <w:szCs w:val="24"/>
+        </w:rPr>
+        <w:t xml:space="preserve">cuando llegue al destino con los documentos </w:t>
+      </w:r>
+      <w:r>
+        <w:rPr>
+          <w:rFonts w:ascii="Times New Roman" w:hAnsi="Times New Roman" w:cs="Times New Roman"/>
+          <w:sz w:val="24"/>
+          <w:szCs w:val="24"/>
+        </w:rPr>
+        <w:t>suficientes,</w:t>
+      </w:r>
+      <w:r>
+        <w:rPr>
+          <w:rFonts w:ascii="Times New Roman" w:hAnsi="Times New Roman" w:cs="Times New Roman"/>
+          <w:sz w:val="24"/>
+          <w:szCs w:val="24"/>
+        </w:rPr>
+        <w:t xml:space="preserve"> por otra parte,</w:t>
+      </w:r>
+      <w:r>
+        <w:rPr>
+          <w:rFonts w:ascii="Times New Roman" w:hAnsi="Times New Roman" w:cs="Times New Roman"/>
+          <w:sz w:val="24"/>
+          <w:szCs w:val="24"/>
+        </w:rPr>
+        <w:t xml:space="preserve"> </w:t>
+      </w:r>
+      <w:r>
+        <w:rPr>
+          <w:rFonts w:ascii="Times New Roman" w:hAnsi="Times New Roman" w:cs="Times New Roman"/>
+          <w:sz w:val="24"/>
+          <w:szCs w:val="24"/>
+        </w:rPr>
+        <w:t>perderá</w:t>
+      </w:r>
+      <w:r>
+        <w:rPr>
+          <w:rFonts w:ascii="Times New Roman" w:hAnsi="Times New Roman" w:cs="Times New Roman"/>
+          <w:sz w:val="24"/>
+          <w:szCs w:val="24"/>
+        </w:rPr>
+        <w:t xml:space="preserve"> si el tiempo se agota o pierde toda su energía.</w:t>
+      </w:r>
+    </w:p>
+    <w:p>
+      <w:pPr>
+        <w:spacing w:line="480" w:lineRule="auto"/>
+        <w:ind w:left="708"/>
+        <w:rPr>
+          <w:rFonts w:ascii="Times New Roman" w:hAnsi="Times New Roman" w:cs="Times New Roman"/>
+          <w:sz w:val="24"/>
+          <w:szCs w:val="24"/>
+        </w:rPr>
+      </w:pPr>
+      <w:r>
+        <w:rPr>
+          <w:rFonts w:ascii="Times New Roman" w:hAnsi="Times New Roman" w:cs="Times New Roman"/>
+          <w:sz w:val="24"/>
+          <w:szCs w:val="24"/>
+        </w:rPr>
+        <w:t xml:space="preserve">Entre las físicas utilizadas, tenemos el salto parabólico </w:t>
+      </w:r>
+      <w:r>
+        <w:rPr>
+          <w:rFonts w:ascii="Times New Roman" w:hAnsi="Times New Roman" w:cs="Times New Roman"/>
+          <w:sz w:val="24"/>
+          <w:szCs w:val="24"/>
+        </w:rPr>
+        <w:t>de Mulán, las oscilaciones de obstáculos colgantes (oscilación armónica)</w:t>
+      </w:r>
+      <w:r>
+        <w:rPr>
+          <w:rFonts w:ascii="Times New Roman" w:hAnsi="Times New Roman" w:cs="Times New Roman"/>
+          <w:sz w:val="24"/>
+          <w:szCs w:val="24"/>
+        </w:rPr>
+        <w:t>,</w:t>
+      </w:r>
+      <w:r>
+        <w:rPr>
+          <w:rFonts w:ascii="Times New Roman" w:hAnsi="Times New Roman" w:cs="Times New Roman"/>
+          <w:sz w:val="24"/>
+          <w:szCs w:val="24"/>
+        </w:rPr>
+        <w:t xml:space="preserve"> </w:t>
+      </w:r>
+      <w:r>
+        <w:rPr>
+          <w:rFonts w:ascii="Times New Roman" w:hAnsi="Times New Roman" w:cs="Times New Roman"/>
+          <w:sz w:val="24"/>
+          <w:szCs w:val="24"/>
+        </w:rPr>
+        <w:t>las ráfagas de</w:t>
+      </w:r>
+      <w:r>
+        <w:rPr>
+          <w:rFonts w:ascii="Times New Roman" w:hAnsi="Times New Roman" w:cs="Times New Roman"/>
+          <w:sz w:val="24"/>
+          <w:szCs w:val="24"/>
+        </w:rPr>
+        <w:t xml:space="preserve"> </w:t>
+      </w:r>
+      <w:r>
+        <w:rPr>
+          <w:rFonts w:ascii="Times New Roman" w:hAnsi="Times New Roman" w:cs="Times New Roman"/>
+          <w:sz w:val="24"/>
+          <w:szCs w:val="24"/>
+        </w:rPr>
+        <w:t>viento</w:t>
+      </w:r>
+      <w:r>
+        <w:rPr>
+          <w:rFonts w:ascii="Times New Roman" w:hAnsi="Times New Roman" w:cs="Times New Roman"/>
+          <w:sz w:val="24"/>
+          <w:szCs w:val="24"/>
+        </w:rPr>
+        <w:t xml:space="preserve"> que modifica momentáneamente el</w:t>
+      </w:r>
+      <w:r>
+        <w:rPr>
+          <w:rFonts w:ascii="Times New Roman" w:hAnsi="Times New Roman" w:cs="Times New Roman"/>
+          <w:sz w:val="24"/>
+          <w:szCs w:val="24"/>
+        </w:rPr>
+        <w:t xml:space="preserve"> </w:t>
+      </w:r>
+      <w:r>
+        <w:rPr>
+          <w:rFonts w:ascii="Times New Roman" w:hAnsi="Times New Roman" w:cs="Times New Roman"/>
+          <w:sz w:val="24"/>
+          <w:szCs w:val="24"/>
+        </w:rPr>
+        <w:t>movi</w:t>
+      </w:r>
+      <w:r>
+        <w:rPr>
+          <w:rFonts w:ascii="Times New Roman" w:hAnsi="Times New Roman" w:cs="Times New Roman"/>
+          <w:sz w:val="24"/>
+          <w:szCs w:val="24"/>
+        </w:rPr>
+        <w:t>mi</w:t>
+      </w:r>
+      <w:r>
+        <w:rPr>
+          <w:rFonts w:ascii="Times New Roman" w:hAnsi="Times New Roman" w:cs="Times New Roman"/>
+          <w:sz w:val="24"/>
+          <w:szCs w:val="24"/>
+        </w:rPr>
+        <w:t xml:space="preserve">ento horizontal durante un salto y la </w:t>
+      </w:r>
+      <w:r>
+        <w:rPr>
+          <w:rFonts w:ascii="Times New Roman" w:hAnsi="Times New Roman" w:cs="Times New Roman"/>
+          <w:sz w:val="24"/>
+          <w:szCs w:val="24"/>
+        </w:rPr>
+        <w:t>caída de documentos u objetos.</w:t>
+      </w:r>
+      <w:r>
+        <w:rPr>
+          <w:rFonts w:ascii="Times New Roman" w:hAnsi="Times New Roman" w:cs="Times New Roman"/>
+          <w:sz w:val="24"/>
+          <w:szCs w:val="24"/>
+        </w:rPr>
+        <w:t xml:space="preserve"> Además, ‘Mulán’ podrá activar</w:t>
+      </w:r>
+      <w:r>
+        <w:rPr>
+          <w:rFonts w:ascii="Times New Roman" w:hAnsi="Times New Roman" w:cs="Times New Roman"/>
+          <w:sz w:val="24"/>
+          <w:szCs w:val="24"/>
+        </w:rPr>
+        <w:t xml:space="preserve"> una habilidad especial</w:t>
+      </w:r>
+      <w:r>
+        <w:rPr>
+          <w:rFonts w:ascii="Times New Roman" w:hAnsi="Times New Roman" w:cs="Times New Roman"/>
+          <w:sz w:val="24"/>
+          <w:szCs w:val="24"/>
+        </w:rPr>
+        <w:t xml:space="preserve"> para</w:t>
+      </w:r>
+      <w:r>
+        <w:rPr>
+          <w:rFonts w:ascii="Times New Roman" w:hAnsi="Times New Roman" w:cs="Times New Roman"/>
+          <w:sz w:val="24"/>
+          <w:szCs w:val="24"/>
+        </w:rPr>
+        <w:t xml:space="preserve"> identificar temporalmente plataformas y resaltar rutas alternativas.</w:t>
+      </w:r>
+    </w:p>
+    <w:p>
+      <w:pPr>
+        <w:spacing w:line="480" w:lineRule="auto"/>
+        <w:ind w:left="708"/>
+        <w:rPr>
+          <w:rFonts w:ascii="Times New Roman" w:hAnsi="Times New Roman" w:cs="Times New Roman"/>
+          <w:sz w:val="24"/>
+          <w:szCs w:val="24"/>
+        </w:rPr>
+      </w:pPr>
+    </w:p>
+    <w:p>
+      <w:pPr>
+        <w:spacing w:line="480" w:lineRule="auto"/>
+        <w:ind w:left="705"/>
+        <w:rPr>
+          <w:rFonts w:ascii="Times New Roman" w:hAnsi="Times New Roman" w:cs="Times New Roman"/>
+          <w:sz w:val="24"/>
+          <w:szCs w:val="24"/>
+        </w:rPr>
+      </w:pPr>
+      <w:r>
+        <w:rPr>
+          <w:rFonts w:ascii="Times New Roman" w:hAnsi="Times New Roman" w:cs="Times New Roman"/>
+          <w:b/>
+          <w:bCs/>
+          <w:sz w:val="24"/>
+          <w:szCs w:val="24"/>
+        </w:rPr>
+        <w:lastRenderedPageBreak/>
+        <w:t>Nivel 2.</w:t>
+      </w:r>
+      <w:r>
+        <w:rPr>
+          <w:rFonts w:ascii="Times New Roman" w:hAnsi="Times New Roman" w:cs="Times New Roman"/>
+          <w:b/>
+          <w:bCs/>
+          <w:sz w:val="24"/>
+          <w:szCs w:val="24"/>
+        </w:rPr>
+        <w:t xml:space="preserve"> </w:t>
+      </w:r>
+      <w:r>
+        <w:rPr>
+          <w:rFonts w:ascii="Times New Roman" w:hAnsi="Times New Roman" w:cs="Times New Roman"/>
+          <w:sz w:val="24"/>
+          <w:szCs w:val="24"/>
+        </w:rPr>
+        <w:t xml:space="preserve">Superado el primer nivel, </w:t>
+      </w:r>
+      <w:r>
+        <w:rPr>
+          <w:rFonts w:ascii="Times New Roman" w:hAnsi="Times New Roman" w:cs="Times New Roman"/>
+          <w:sz w:val="24"/>
+          <w:szCs w:val="24"/>
+        </w:rPr>
+        <w:t>‘</w:t>
+      </w:r>
+      <w:r>
+        <w:rPr>
+          <w:rFonts w:ascii="Times New Roman" w:hAnsi="Times New Roman" w:cs="Times New Roman"/>
+          <w:sz w:val="24"/>
+          <w:szCs w:val="24"/>
+        </w:rPr>
+        <w:t>Mulán</w:t>
+      </w:r>
+      <w:r>
+        <w:rPr>
+          <w:rFonts w:ascii="Times New Roman" w:hAnsi="Times New Roman" w:cs="Times New Roman"/>
+          <w:sz w:val="24"/>
+          <w:szCs w:val="24"/>
+        </w:rPr>
+        <w:t>’</w:t>
+      </w:r>
+      <w:r>
+        <w:rPr>
+          <w:rFonts w:ascii="Times New Roman" w:hAnsi="Times New Roman" w:cs="Times New Roman"/>
+          <w:sz w:val="24"/>
+          <w:szCs w:val="24"/>
+        </w:rPr>
+        <w:t xml:space="preserve"> llega al escenario de la Asamblea Constituyente</w:t>
+      </w:r>
+      <w:r>
+        <w:rPr>
+          <w:rFonts w:ascii="Times New Roman" w:hAnsi="Times New Roman" w:cs="Times New Roman"/>
+          <w:sz w:val="24"/>
+          <w:szCs w:val="24"/>
+        </w:rPr>
+        <w:t>; l</w:t>
+      </w:r>
+      <w:r>
+        <w:rPr>
+          <w:rFonts w:ascii="Times New Roman" w:hAnsi="Times New Roman" w:cs="Times New Roman"/>
+          <w:sz w:val="24"/>
+          <w:szCs w:val="24"/>
+        </w:rPr>
+        <w:t xml:space="preserve">os documentos </w:t>
+      </w:r>
+      <w:r>
+        <w:rPr>
+          <w:rFonts w:ascii="Times New Roman" w:hAnsi="Times New Roman" w:cs="Times New Roman"/>
+          <w:sz w:val="24"/>
+          <w:szCs w:val="24"/>
+        </w:rPr>
+        <w:t>recolectados</w:t>
+      </w:r>
+      <w:r>
+        <w:rPr>
+          <w:rFonts w:ascii="Times New Roman" w:hAnsi="Times New Roman" w:cs="Times New Roman"/>
+          <w:sz w:val="24"/>
+          <w:szCs w:val="24"/>
+        </w:rPr>
+        <w:t xml:space="preserve"> contienen propuestas sobre derechos, participación ciudadana, igualdad y diversidad</w:t>
+      </w:r>
+      <w:r>
+        <w:rPr>
+          <w:rFonts w:ascii="Times New Roman" w:hAnsi="Times New Roman" w:cs="Times New Roman"/>
+          <w:sz w:val="24"/>
+          <w:szCs w:val="24"/>
+        </w:rPr>
+        <w:t>, aunque algunos están incompletos. Además,</w:t>
+      </w:r>
+      <w:r>
+        <w:rPr>
+          <w:rFonts w:ascii="Times New Roman" w:hAnsi="Times New Roman" w:cs="Times New Roman"/>
+          <w:sz w:val="24"/>
+          <w:szCs w:val="24"/>
+        </w:rPr>
+        <w:t xml:space="preserve"> cada representante</w:t>
+      </w:r>
+      <w:r>
+        <w:rPr>
+          <w:rFonts w:ascii="Times New Roman" w:hAnsi="Times New Roman" w:cs="Times New Roman"/>
+          <w:sz w:val="24"/>
+          <w:szCs w:val="24"/>
+        </w:rPr>
+        <w:t xml:space="preserve"> en la sala</w:t>
+      </w:r>
+      <w:r>
+        <w:rPr>
+          <w:rFonts w:ascii="Times New Roman" w:hAnsi="Times New Roman" w:cs="Times New Roman"/>
+          <w:sz w:val="24"/>
+          <w:szCs w:val="24"/>
+        </w:rPr>
+        <w:t xml:space="preserve"> tiene prioridades distintas</w:t>
+      </w:r>
+      <w:r>
+        <w:rPr>
+          <w:rFonts w:ascii="Times New Roman" w:hAnsi="Times New Roman" w:cs="Times New Roman"/>
+          <w:sz w:val="24"/>
+          <w:szCs w:val="24"/>
+        </w:rPr>
+        <w:t xml:space="preserve">, por lo que </w:t>
+      </w:r>
+      <w:r>
+        <w:rPr>
+          <w:rFonts w:ascii="Times New Roman" w:hAnsi="Times New Roman" w:cs="Times New Roman"/>
+          <w:sz w:val="24"/>
+          <w:szCs w:val="24"/>
+        </w:rPr>
+        <w:t xml:space="preserve">deberá organizar las propuestas, identificar los argumentos </w:t>
+      </w:r>
+      <w:r>
+        <w:rPr>
+          <w:rFonts w:ascii="Times New Roman" w:hAnsi="Times New Roman" w:cs="Times New Roman"/>
+          <w:sz w:val="24"/>
+          <w:szCs w:val="24"/>
+        </w:rPr>
+        <w:t>complementarios</w:t>
+      </w:r>
+      <w:r>
+        <w:rPr>
+          <w:rFonts w:ascii="Times New Roman" w:hAnsi="Times New Roman" w:cs="Times New Roman"/>
+          <w:sz w:val="24"/>
+          <w:szCs w:val="24"/>
+        </w:rPr>
+        <w:t xml:space="preserve"> y construir acuerdos </w:t>
+      </w:r>
+      <w:r>
+        <w:rPr>
+          <w:rFonts w:ascii="Times New Roman" w:hAnsi="Times New Roman" w:cs="Times New Roman"/>
+          <w:sz w:val="24"/>
+          <w:szCs w:val="24"/>
+        </w:rPr>
+        <w:t>lo más incluyentes posibles.</w:t>
+      </w:r>
+    </w:p>
+    <w:p>
+      <w:pPr>
+        <w:spacing w:line="480" w:lineRule="auto"/>
+        <w:ind w:left="708"/>
+        <w:rPr>
+          <w:rFonts w:ascii="Times New Roman" w:hAnsi="Times New Roman" w:cs="Times New Roman"/>
+          <w:sz w:val="24"/>
+          <w:szCs w:val="24"/>
+        </w:rPr>
+      </w:pPr>
+      <w:r>
+        <w:rPr>
+          <w:rFonts w:ascii="Times New Roman" w:hAnsi="Times New Roman" w:cs="Times New Roman"/>
+          <w:sz w:val="24"/>
+          <w:szCs w:val="24"/>
+        </w:rPr>
+        <w:t xml:space="preserve">A diferencia del nivel anterior, se </w:t>
+      </w:r>
+      <w:r>
+        <w:rPr>
+          <w:rFonts w:ascii="Times New Roman" w:hAnsi="Times New Roman" w:cs="Times New Roman"/>
+          <w:sz w:val="24"/>
+          <w:szCs w:val="24"/>
+        </w:rPr>
+        <w:t>utilizará una vista cenital fija</w:t>
+      </w:r>
+      <w:r>
+        <w:rPr>
+          <w:rFonts w:ascii="Times New Roman" w:hAnsi="Times New Roman" w:cs="Times New Roman"/>
+          <w:sz w:val="24"/>
+          <w:szCs w:val="24"/>
+        </w:rPr>
+        <w:t xml:space="preserve"> (vista des</w:t>
+      </w:r>
+      <w:r>
+        <w:rPr>
+          <w:rFonts w:ascii="Times New Roman" w:hAnsi="Times New Roman" w:cs="Times New Roman"/>
+          <w:sz w:val="24"/>
+          <w:szCs w:val="24"/>
+        </w:rPr>
+        <w:t>de arriba</w:t>
+      </w:r>
+      <w:r>
+        <w:rPr>
+          <w:rFonts w:ascii="Times New Roman" w:hAnsi="Times New Roman" w:cs="Times New Roman"/>
+          <w:sz w:val="24"/>
+          <w:szCs w:val="24"/>
+        </w:rPr>
+        <w:t xml:space="preserve">), </w:t>
+      </w:r>
+      <w:r>
+        <w:rPr>
+          <w:rFonts w:ascii="Times New Roman" w:hAnsi="Times New Roman" w:cs="Times New Roman"/>
+          <w:sz w:val="24"/>
+          <w:szCs w:val="24"/>
+        </w:rPr>
+        <w:t>no habrá saltos ni desplazamiento</w:t>
+      </w:r>
+      <w:r>
+        <w:rPr>
+          <w:rFonts w:ascii="Times New Roman" w:hAnsi="Times New Roman" w:cs="Times New Roman"/>
+          <w:sz w:val="24"/>
+          <w:szCs w:val="24"/>
+        </w:rPr>
+        <w:t xml:space="preserve">; se mostrará </w:t>
+      </w:r>
+      <w:r>
+        <w:rPr>
+          <w:rFonts w:ascii="Times New Roman" w:hAnsi="Times New Roman" w:cs="Times New Roman"/>
+          <w:sz w:val="24"/>
+          <w:szCs w:val="24"/>
+        </w:rPr>
+        <w:t xml:space="preserve">una sala con una mesa central, representantes distribuidos </w:t>
+      </w:r>
+      <w:r>
+        <w:rPr>
+          <w:rFonts w:ascii="Times New Roman" w:hAnsi="Times New Roman" w:cs="Times New Roman"/>
+          <w:sz w:val="24"/>
+          <w:szCs w:val="24"/>
+        </w:rPr>
+        <w:t>en el espacio</w:t>
+      </w:r>
+      <w:r>
+        <w:rPr>
+          <w:rFonts w:ascii="Times New Roman" w:hAnsi="Times New Roman" w:cs="Times New Roman"/>
+          <w:sz w:val="24"/>
+          <w:szCs w:val="24"/>
+        </w:rPr>
+        <w:t xml:space="preserve">, un archivo documental y </w:t>
+      </w:r>
+      <w:r>
+        <w:rPr>
+          <w:rFonts w:ascii="Times New Roman" w:hAnsi="Times New Roman" w:cs="Times New Roman"/>
+          <w:sz w:val="24"/>
+          <w:szCs w:val="24"/>
+        </w:rPr>
+        <w:t xml:space="preserve">otras </w:t>
+      </w:r>
+      <w:r>
+        <w:rPr>
+          <w:rFonts w:ascii="Times New Roman" w:hAnsi="Times New Roman" w:cs="Times New Roman"/>
+          <w:sz w:val="24"/>
+          <w:szCs w:val="24"/>
+        </w:rPr>
+        <w:t>zonas de interacción.</w:t>
+      </w:r>
+    </w:p>
+    <w:p>
+      <w:pPr>
+        <w:spacing w:line="480" w:lineRule="auto"/>
+        <w:ind w:left="708"/>
+        <w:rPr>
+          <w:rFonts w:ascii="Times New Roman" w:hAnsi="Times New Roman" w:cs="Times New Roman"/>
+          <w:sz w:val="24"/>
+          <w:szCs w:val="24"/>
+        </w:rPr>
+      </w:pPr>
+      <w:r>
+        <w:rPr>
+          <w:rFonts w:ascii="Times New Roman" w:hAnsi="Times New Roman" w:cs="Times New Roman"/>
+          <w:sz w:val="24"/>
+          <w:szCs w:val="24"/>
+        </w:rPr>
+        <w:t>E</w:t>
+      </w:r>
+      <w:r>
+        <w:rPr>
+          <w:rFonts w:ascii="Times New Roman" w:hAnsi="Times New Roman" w:cs="Times New Roman"/>
+          <w:sz w:val="24"/>
+          <w:szCs w:val="24"/>
+        </w:rPr>
+        <w:t xml:space="preserve">l jugador podrá seleccionar representantes, consultar sus </w:t>
+      </w:r>
+      <w:r>
+        <w:rPr>
+          <w:rFonts w:ascii="Times New Roman" w:hAnsi="Times New Roman" w:cs="Times New Roman"/>
+          <w:sz w:val="24"/>
+          <w:szCs w:val="24"/>
+        </w:rPr>
+        <w:t>posturas</w:t>
+      </w:r>
+      <w:r>
+        <w:rPr>
+          <w:rFonts w:ascii="Times New Roman" w:hAnsi="Times New Roman" w:cs="Times New Roman"/>
+          <w:sz w:val="24"/>
+          <w:szCs w:val="24"/>
+        </w:rPr>
+        <w:t xml:space="preserve">, revisar </w:t>
+      </w:r>
+      <w:r>
+        <w:rPr>
+          <w:rFonts w:ascii="Times New Roman" w:hAnsi="Times New Roman" w:cs="Times New Roman"/>
+          <w:sz w:val="24"/>
+          <w:szCs w:val="24"/>
+        </w:rPr>
+        <w:t xml:space="preserve">los </w:t>
+      </w:r>
+      <w:r>
+        <w:rPr>
+          <w:rFonts w:ascii="Times New Roman" w:hAnsi="Times New Roman" w:cs="Times New Roman"/>
+          <w:sz w:val="24"/>
+          <w:szCs w:val="24"/>
+        </w:rPr>
+        <w:t>documentos y relacionar propuestas</w:t>
+      </w:r>
+      <w:r>
+        <w:rPr>
+          <w:rFonts w:ascii="Times New Roman" w:hAnsi="Times New Roman" w:cs="Times New Roman"/>
+          <w:sz w:val="24"/>
+          <w:szCs w:val="24"/>
+        </w:rPr>
+        <w:t>;</w:t>
+      </w:r>
+      <w:r>
+        <w:rPr>
+          <w:rFonts w:ascii="Times New Roman" w:hAnsi="Times New Roman" w:cs="Times New Roman"/>
+          <w:sz w:val="24"/>
+          <w:szCs w:val="24"/>
+        </w:rPr>
+        <w:t xml:space="preserve"> dado a que los representantes</w:t>
+      </w:r>
+      <w:r>
+        <w:rPr>
+          <w:rFonts w:ascii="Times New Roman" w:hAnsi="Times New Roman" w:cs="Times New Roman"/>
+          <w:sz w:val="24"/>
+          <w:szCs w:val="24"/>
+        </w:rPr>
+        <w:t xml:space="preserve"> tendrá</w:t>
+      </w:r>
+      <w:r>
+        <w:rPr>
+          <w:rFonts w:ascii="Times New Roman" w:hAnsi="Times New Roman" w:cs="Times New Roman"/>
+          <w:sz w:val="24"/>
+          <w:szCs w:val="24"/>
+        </w:rPr>
+        <w:t>n</w:t>
+      </w:r>
+      <w:r>
+        <w:rPr>
+          <w:rFonts w:ascii="Times New Roman" w:hAnsi="Times New Roman" w:cs="Times New Roman"/>
+          <w:sz w:val="24"/>
+          <w:szCs w:val="24"/>
+        </w:rPr>
+        <w:t xml:space="preserve"> atributos</w:t>
+      </w:r>
+      <w:r>
+        <w:rPr>
+          <w:rFonts w:ascii="Times New Roman" w:hAnsi="Times New Roman" w:cs="Times New Roman"/>
+          <w:sz w:val="24"/>
+          <w:szCs w:val="24"/>
+        </w:rPr>
+        <w:t>,</w:t>
+      </w:r>
+      <w:r>
+        <w:rPr>
+          <w:rFonts w:ascii="Times New Roman" w:hAnsi="Times New Roman" w:cs="Times New Roman"/>
+          <w:sz w:val="24"/>
+          <w:szCs w:val="24"/>
+        </w:rPr>
+        <w:t xml:space="preserve"> como interés principal, confianza inicial</w:t>
+      </w:r>
+      <w:r>
+        <w:rPr>
+          <w:rFonts w:ascii="Times New Roman" w:hAnsi="Times New Roman" w:cs="Times New Roman"/>
+          <w:sz w:val="24"/>
+          <w:szCs w:val="24"/>
+        </w:rPr>
+        <w:t xml:space="preserve"> </w:t>
+      </w:r>
+      <w:r>
+        <w:rPr>
+          <w:rFonts w:ascii="Times New Roman" w:hAnsi="Times New Roman" w:cs="Times New Roman"/>
+          <w:sz w:val="24"/>
+          <w:szCs w:val="24"/>
+        </w:rPr>
+        <w:t>y afinidad con determinados temas</w:t>
+      </w:r>
+      <w:r>
+        <w:rPr>
+          <w:rFonts w:ascii="Times New Roman" w:hAnsi="Times New Roman" w:cs="Times New Roman"/>
+          <w:sz w:val="24"/>
+          <w:szCs w:val="24"/>
+        </w:rPr>
+        <w:t>, e</w:t>
+      </w:r>
+      <w:r>
+        <w:rPr>
+          <w:rFonts w:ascii="Times New Roman" w:hAnsi="Times New Roman" w:cs="Times New Roman"/>
+          <w:sz w:val="24"/>
+          <w:szCs w:val="24"/>
+        </w:rPr>
+        <w:t>l jugador deberá seleccionar argumentos y documentos adecuados para convencerlos de apoyar una propuesta común.</w:t>
+      </w:r>
+      <w:r>
+        <w:rPr>
+          <w:rFonts w:ascii="Times New Roman" w:hAnsi="Times New Roman" w:cs="Times New Roman"/>
+          <w:sz w:val="24"/>
+          <w:szCs w:val="24"/>
+        </w:rPr>
+        <w:t xml:space="preserve"> </w:t>
+      </w:r>
+      <w:r>
+        <w:rPr>
+          <w:rFonts w:ascii="Times New Roman" w:hAnsi="Times New Roman" w:cs="Times New Roman"/>
+          <w:sz w:val="24"/>
+          <w:szCs w:val="24"/>
+        </w:rPr>
+        <w:t>‘</w:t>
+      </w:r>
+      <w:r>
+        <w:rPr>
+          <w:rFonts w:ascii="Times New Roman" w:hAnsi="Times New Roman" w:cs="Times New Roman"/>
+          <w:sz w:val="24"/>
+          <w:szCs w:val="24"/>
+        </w:rPr>
+        <w:t>Mushu</w:t>
+      </w:r>
+      <w:r>
+        <w:rPr>
+          <w:rFonts w:ascii="Times New Roman" w:hAnsi="Times New Roman" w:cs="Times New Roman"/>
+          <w:sz w:val="24"/>
+          <w:szCs w:val="24"/>
+        </w:rPr>
+        <w:t>’</w:t>
+      </w:r>
+      <w:r>
+        <w:rPr>
+          <w:rFonts w:ascii="Times New Roman" w:hAnsi="Times New Roman" w:cs="Times New Roman"/>
+          <w:sz w:val="24"/>
+          <w:szCs w:val="24"/>
+        </w:rPr>
+        <w:t xml:space="preserve"> </w:t>
+      </w:r>
+      <w:r>
+        <w:rPr>
+          <w:rFonts w:ascii="Times New Roman" w:hAnsi="Times New Roman" w:cs="Times New Roman"/>
+          <w:sz w:val="24"/>
+          <w:szCs w:val="24"/>
+        </w:rPr>
+        <w:t xml:space="preserve">será un </w:t>
+      </w:r>
+      <w:r>
+        <w:rPr>
+          <w:rFonts w:ascii="Times New Roman" w:hAnsi="Times New Roman" w:cs="Times New Roman"/>
+          <w:sz w:val="24"/>
+          <w:szCs w:val="24"/>
+        </w:rPr>
+        <w:t>asistente estratégico</w:t>
+      </w:r>
+      <w:r>
+        <w:rPr>
+          <w:rFonts w:ascii="Times New Roman" w:hAnsi="Times New Roman" w:cs="Times New Roman"/>
+          <w:sz w:val="24"/>
+          <w:szCs w:val="24"/>
+        </w:rPr>
+        <w:t>,</w:t>
+      </w:r>
+      <w:r>
+        <w:rPr>
+          <w:rFonts w:ascii="Times New Roman" w:hAnsi="Times New Roman" w:cs="Times New Roman"/>
+          <w:sz w:val="24"/>
+          <w:szCs w:val="24"/>
+        </w:rPr>
+        <w:t xml:space="preserve"> observará qué argumentos generan respuestas </w:t>
+      </w:r>
+      <w:r>
+        <w:rPr>
+          <w:rFonts w:ascii="Times New Roman" w:hAnsi="Times New Roman" w:cs="Times New Roman"/>
+          <w:sz w:val="24"/>
+          <w:szCs w:val="24"/>
+        </w:rPr>
+        <w:t>positivas o negativas</w:t>
+      </w:r>
+      <w:r>
+        <w:rPr>
+          <w:rFonts w:ascii="Times New Roman" w:hAnsi="Times New Roman" w:cs="Times New Roman"/>
+          <w:sz w:val="24"/>
+          <w:szCs w:val="24"/>
+        </w:rPr>
+        <w:t xml:space="preserve">, recomendará </w:t>
+      </w:r>
+      <w:r>
+        <w:rPr>
+          <w:rFonts w:ascii="Times New Roman" w:hAnsi="Times New Roman" w:cs="Times New Roman"/>
+          <w:sz w:val="24"/>
+          <w:szCs w:val="24"/>
+        </w:rPr>
+        <w:t xml:space="preserve">estrategias </w:t>
+      </w:r>
+      <w:r>
+        <w:rPr>
+          <w:rFonts w:ascii="Times New Roman" w:hAnsi="Times New Roman" w:cs="Times New Roman"/>
+          <w:sz w:val="24"/>
+          <w:szCs w:val="24"/>
+        </w:rPr>
+        <w:t xml:space="preserve">y ajustará sus </w:t>
+      </w:r>
+      <w:r>
+        <w:rPr>
+          <w:rFonts w:ascii="Times New Roman" w:hAnsi="Times New Roman" w:cs="Times New Roman"/>
+          <w:sz w:val="24"/>
+          <w:szCs w:val="24"/>
+        </w:rPr>
+        <w:t xml:space="preserve">próximas </w:t>
+      </w:r>
+      <w:r>
+        <w:rPr>
+          <w:rFonts w:ascii="Times New Roman" w:hAnsi="Times New Roman" w:cs="Times New Roman"/>
+          <w:sz w:val="24"/>
+          <w:szCs w:val="24"/>
+        </w:rPr>
+        <w:t xml:space="preserve">sugerencias según los resultados </w:t>
+      </w:r>
+      <w:r>
+        <w:rPr>
+          <w:rFonts w:ascii="Times New Roman" w:hAnsi="Times New Roman" w:cs="Times New Roman"/>
+          <w:sz w:val="24"/>
+          <w:szCs w:val="24"/>
+        </w:rPr>
+        <w:t>previos.</w:t>
+      </w:r>
+    </w:p>
+    <w:p>
+      <w:pPr>
+        <w:spacing w:line="480" w:lineRule="auto"/>
+        <w:ind w:left="708"/>
+        <w:rPr>
+          <w:rFonts w:ascii="Times New Roman" w:hAnsi="Times New Roman" w:cs="Times New Roman"/>
+          <w:sz w:val="24"/>
+          <w:szCs w:val="24"/>
+        </w:rPr>
+      </w:pPr>
+      <w:r>
+        <w:rPr>
+          <w:rFonts w:ascii="Times New Roman" w:hAnsi="Times New Roman" w:cs="Times New Roman"/>
+          <w:sz w:val="24"/>
+          <w:szCs w:val="24"/>
+        </w:rPr>
+        <w:t>Se tiene como objetivo c</w:t>
+      </w:r>
+      <w:r>
+        <w:rPr>
+          <w:rFonts w:ascii="Times New Roman" w:hAnsi="Times New Roman" w:cs="Times New Roman"/>
+          <w:sz w:val="24"/>
+          <w:szCs w:val="24"/>
+        </w:rPr>
+        <w:t>onseguir el apoyo de al menos cuatro representantes</w:t>
+      </w:r>
+      <w:r>
+        <w:rPr>
+          <w:rFonts w:ascii="Times New Roman" w:hAnsi="Times New Roman" w:cs="Times New Roman"/>
+          <w:sz w:val="24"/>
+          <w:szCs w:val="24"/>
+        </w:rPr>
+        <w:t>,</w:t>
+      </w:r>
+      <w:r>
+        <w:rPr>
+          <w:rFonts w:ascii="Times New Roman" w:hAnsi="Times New Roman" w:cs="Times New Roman"/>
+          <w:sz w:val="24"/>
+          <w:szCs w:val="24"/>
+        </w:rPr>
+        <w:t xml:space="preserve"> de un grupo de seis</w:t>
+      </w:r>
+      <w:r>
+        <w:rPr>
+          <w:rFonts w:ascii="Times New Roman" w:hAnsi="Times New Roman" w:cs="Times New Roman"/>
+          <w:sz w:val="24"/>
+          <w:szCs w:val="24"/>
+        </w:rPr>
+        <w:t>,</w:t>
+      </w:r>
+      <w:r>
+        <w:rPr>
+          <w:rFonts w:ascii="Times New Roman" w:hAnsi="Times New Roman" w:cs="Times New Roman"/>
+          <w:sz w:val="24"/>
+          <w:szCs w:val="24"/>
+        </w:rPr>
+        <w:t xml:space="preserve"> para aprobar una propuesta sobre participación ciudadana</w:t>
+      </w:r>
+      <w:r>
+        <w:rPr>
+          <w:rFonts w:ascii="Times New Roman" w:hAnsi="Times New Roman" w:cs="Times New Roman"/>
+          <w:sz w:val="24"/>
+          <w:szCs w:val="24"/>
+        </w:rPr>
+        <w:t>; para esto se cuenta con</w:t>
+      </w:r>
+      <w:r>
+        <w:rPr>
+          <w:rFonts w:ascii="Times New Roman" w:hAnsi="Times New Roman" w:cs="Times New Roman"/>
+          <w:sz w:val="24"/>
+          <w:szCs w:val="24"/>
+        </w:rPr>
+        <w:t xml:space="preserve"> los documentos relevantes, </w:t>
+      </w:r>
+      <w:r>
+        <w:rPr>
+          <w:rFonts w:ascii="Times New Roman" w:hAnsi="Times New Roman" w:cs="Times New Roman"/>
+          <w:sz w:val="24"/>
+          <w:szCs w:val="24"/>
+        </w:rPr>
+        <w:t>el responder a</w:t>
+      </w:r>
+      <w:r>
+        <w:rPr>
+          <w:rFonts w:ascii="Times New Roman" w:hAnsi="Times New Roman" w:cs="Times New Roman"/>
+          <w:sz w:val="24"/>
+          <w:szCs w:val="24"/>
+        </w:rPr>
+        <w:t xml:space="preserve"> objeciones y evitar que se agote el tiempo </w:t>
+      </w:r>
+      <w:r>
+        <w:rPr>
+          <w:rFonts w:ascii="Times New Roman" w:hAnsi="Times New Roman" w:cs="Times New Roman"/>
+          <w:sz w:val="24"/>
+          <w:szCs w:val="24"/>
+        </w:rPr>
+        <w:t>establecido</w:t>
+      </w:r>
+      <w:r>
+        <w:rPr>
+          <w:rFonts w:ascii="Times New Roman" w:hAnsi="Times New Roman" w:cs="Times New Roman"/>
+          <w:sz w:val="24"/>
+          <w:szCs w:val="24"/>
+        </w:rPr>
+        <w:t>.</w:t>
+      </w:r>
+      <w:r>
+        <w:rPr>
+          <w:rFonts w:ascii="Times New Roman" w:hAnsi="Times New Roman" w:cs="Times New Roman"/>
+          <w:sz w:val="24"/>
+          <w:szCs w:val="24"/>
+        </w:rPr>
+        <w:t xml:space="preserve"> </w:t>
+      </w:r>
+      <w:r>
+        <w:rPr>
+          <w:rFonts w:ascii="Times New Roman" w:hAnsi="Times New Roman" w:cs="Times New Roman"/>
+          <w:sz w:val="24"/>
+          <w:szCs w:val="24"/>
+        </w:rPr>
+        <w:t xml:space="preserve">Aquí los retos son relacionados a las diferentes posturas de los representantes, la solicitud de evidencia para apoyar la propuesta y el priorizar </w:t>
+      </w:r>
+      <w:r>
+        <w:rPr>
+          <w:rFonts w:ascii="Times New Roman" w:hAnsi="Times New Roman" w:cs="Times New Roman"/>
+          <w:sz w:val="24"/>
+          <w:szCs w:val="24"/>
+        </w:rPr>
+        <w:t>temáticas.</w:t>
+      </w:r>
+    </w:p>
+    <w:p>
+      <w:pPr>
+        <w:spacing w:line="480" w:lineRule="auto"/>
+        <w:ind w:left="708"/>
+        <w:rPr>
+          <w:rFonts w:ascii="Times New Roman" w:hAnsi="Times New Roman" w:cs="Times New Roman"/>
+          <w:sz w:val="24"/>
+          <w:szCs w:val="24"/>
+        </w:rPr>
+      </w:pPr>
+      <w:r>
+        <w:rPr>
+          <w:rFonts w:ascii="Times New Roman" w:hAnsi="Times New Roman" w:cs="Times New Roman"/>
+          <w:sz w:val="24"/>
+          <w:szCs w:val="24"/>
+        </w:rPr>
+        <w:lastRenderedPageBreak/>
+        <w:t>En l</w:t>
+      </w:r>
+      <w:r>
+        <w:rPr>
+          <w:rFonts w:ascii="Times New Roman" w:hAnsi="Times New Roman" w:cs="Times New Roman"/>
+          <w:sz w:val="24"/>
+          <w:szCs w:val="24"/>
+        </w:rPr>
+        <w:t>a interfaz</w:t>
+      </w:r>
+      <w:r>
+        <w:rPr>
+          <w:rFonts w:ascii="Times New Roman" w:hAnsi="Times New Roman" w:cs="Times New Roman"/>
+          <w:sz w:val="24"/>
+          <w:szCs w:val="24"/>
+        </w:rPr>
+        <w:t xml:space="preserve"> se</w:t>
+      </w:r>
+      <w:r>
+        <w:rPr>
+          <w:rFonts w:ascii="Times New Roman" w:hAnsi="Times New Roman" w:cs="Times New Roman"/>
+          <w:sz w:val="24"/>
+          <w:szCs w:val="24"/>
+        </w:rPr>
+        <w:t xml:space="preserve"> mostrará un mapa de la sala, </w:t>
+      </w:r>
+      <w:r>
+        <w:rPr>
+          <w:rFonts w:ascii="Times New Roman" w:hAnsi="Times New Roman" w:cs="Times New Roman"/>
+          <w:sz w:val="24"/>
+          <w:szCs w:val="24"/>
+        </w:rPr>
+        <w:t>l</w:t>
+      </w:r>
+      <w:r>
+        <w:rPr>
+          <w:rFonts w:ascii="Times New Roman" w:hAnsi="Times New Roman" w:cs="Times New Roman"/>
+          <w:sz w:val="24"/>
+          <w:szCs w:val="24"/>
+        </w:rPr>
+        <w:t>a lista de documentos, el estado de cada representante, el nivel de apoyo y el tiempo restante</w:t>
+      </w:r>
+      <w:r>
+        <w:rPr>
+          <w:rFonts w:ascii="Times New Roman" w:hAnsi="Times New Roman" w:cs="Times New Roman"/>
+          <w:sz w:val="24"/>
+          <w:szCs w:val="24"/>
+        </w:rPr>
+        <w:t>; a</w:t>
+      </w:r>
+      <w:r>
+        <w:rPr>
+          <w:rFonts w:ascii="Times New Roman" w:hAnsi="Times New Roman" w:cs="Times New Roman"/>
+          <w:sz w:val="24"/>
+          <w:szCs w:val="24"/>
+        </w:rPr>
+        <w:t xml:space="preserve">l seleccionar un representante, se abrirá un </w:t>
+      </w:r>
+      <w:r>
+        <w:rPr>
+          <w:rFonts w:ascii="Times New Roman" w:hAnsi="Times New Roman" w:cs="Times New Roman"/>
+          <w:sz w:val="24"/>
+          <w:szCs w:val="24"/>
+        </w:rPr>
+        <w:t>cuadro de texto</w:t>
+      </w:r>
+      <w:r>
+        <w:rPr>
+          <w:rFonts w:ascii="Times New Roman" w:hAnsi="Times New Roman" w:cs="Times New Roman"/>
+          <w:sz w:val="24"/>
+          <w:szCs w:val="24"/>
+        </w:rPr>
+        <w:t xml:space="preserve"> con sus intereses</w:t>
+      </w:r>
+      <w:r>
+        <w:rPr>
+          <w:rFonts w:ascii="Times New Roman" w:hAnsi="Times New Roman" w:cs="Times New Roman"/>
+          <w:sz w:val="24"/>
+          <w:szCs w:val="24"/>
+        </w:rPr>
+        <w:t>, así, e</w:t>
+      </w:r>
+      <w:r>
+        <w:rPr>
+          <w:rFonts w:ascii="Times New Roman" w:hAnsi="Times New Roman" w:cs="Times New Roman"/>
+          <w:sz w:val="24"/>
+          <w:szCs w:val="24"/>
+        </w:rPr>
+        <w:t xml:space="preserve">l jugador </w:t>
+      </w:r>
+      <w:r>
+        <w:rPr>
+          <w:rFonts w:ascii="Times New Roman" w:hAnsi="Times New Roman" w:cs="Times New Roman"/>
+          <w:sz w:val="24"/>
+          <w:szCs w:val="24"/>
+        </w:rPr>
+        <w:t>puede escoger</w:t>
+      </w:r>
+      <w:r>
+        <w:rPr>
+          <w:rFonts w:ascii="Times New Roman" w:hAnsi="Times New Roman" w:cs="Times New Roman"/>
+          <w:sz w:val="24"/>
+          <w:szCs w:val="24"/>
+        </w:rPr>
+        <w:t xml:space="preserve"> una propuesta y una evidencia para presentarla</w:t>
+      </w:r>
+      <w:r>
+        <w:rPr>
+          <w:rFonts w:ascii="Times New Roman" w:hAnsi="Times New Roman" w:cs="Times New Roman"/>
+          <w:sz w:val="24"/>
+          <w:szCs w:val="24"/>
+        </w:rPr>
+        <w:t xml:space="preserve"> y e</w:t>
+      </w:r>
+      <w:r>
+        <w:rPr>
+          <w:rFonts w:ascii="Times New Roman" w:hAnsi="Times New Roman" w:cs="Times New Roman"/>
+          <w:sz w:val="24"/>
+          <w:szCs w:val="24"/>
+        </w:rPr>
+        <w:t xml:space="preserve">l </w:t>
+      </w:r>
+      <w:r>
+        <w:rPr>
+          <w:rFonts w:ascii="Times New Roman" w:hAnsi="Times New Roman" w:cs="Times New Roman"/>
+          <w:sz w:val="24"/>
+          <w:szCs w:val="24"/>
+        </w:rPr>
+        <w:t>juego</w:t>
+      </w:r>
+      <w:r>
+        <w:rPr>
+          <w:rFonts w:ascii="Times New Roman" w:hAnsi="Times New Roman" w:cs="Times New Roman"/>
+          <w:sz w:val="24"/>
+          <w:szCs w:val="24"/>
+        </w:rPr>
+        <w:t xml:space="preserve"> calculará el resultado según la pertinencia del argumento, la confianza </w:t>
+      </w:r>
+      <w:r>
+        <w:rPr>
+          <w:rFonts w:ascii="Times New Roman" w:hAnsi="Times New Roman" w:cs="Times New Roman"/>
+          <w:sz w:val="24"/>
+          <w:szCs w:val="24"/>
+        </w:rPr>
+        <w:t>establecida</w:t>
+      </w:r>
+      <w:r>
+        <w:rPr>
+          <w:rFonts w:ascii="Times New Roman" w:hAnsi="Times New Roman" w:cs="Times New Roman"/>
+          <w:sz w:val="24"/>
+          <w:szCs w:val="24"/>
+        </w:rPr>
+        <w:t xml:space="preserve"> y la experiencia </w:t>
+      </w:r>
+      <w:r>
+        <w:rPr>
+          <w:rFonts w:ascii="Times New Roman" w:hAnsi="Times New Roman" w:cs="Times New Roman"/>
+          <w:sz w:val="24"/>
+          <w:szCs w:val="24"/>
+        </w:rPr>
+        <w:t>de</w:t>
+      </w:r>
+      <w:r>
+        <w:rPr>
+          <w:rFonts w:ascii="Times New Roman" w:hAnsi="Times New Roman" w:cs="Times New Roman"/>
+          <w:sz w:val="24"/>
+          <w:szCs w:val="24"/>
+        </w:rPr>
+        <w:t xml:space="preserve"> Mushu.</w:t>
+      </w:r>
+      <w:r>
+        <w:rPr>
+          <w:rFonts w:ascii="Times New Roman" w:hAnsi="Times New Roman" w:cs="Times New Roman"/>
+          <w:sz w:val="24"/>
+          <w:szCs w:val="24"/>
+        </w:rPr>
+        <w:t xml:space="preserve"> Para</w:t>
+      </w:r>
+      <w:r>
+        <w:rPr>
+          <w:rFonts w:ascii="Times New Roman" w:hAnsi="Times New Roman" w:cs="Times New Roman"/>
+          <w:sz w:val="24"/>
+          <w:szCs w:val="24"/>
+        </w:rPr>
+        <w:t xml:space="preserve"> </w:t>
+      </w:r>
+      <w:r>
+        <w:rPr>
+          <w:rFonts w:ascii="Times New Roman" w:hAnsi="Times New Roman" w:cs="Times New Roman"/>
+          <w:sz w:val="24"/>
+          <w:szCs w:val="24"/>
+        </w:rPr>
+        <w:t xml:space="preserve">finalizar la partida, se requiere que </w:t>
+      </w:r>
+      <w:r>
+        <w:rPr>
+          <w:rFonts w:ascii="Times New Roman" w:hAnsi="Times New Roman" w:cs="Times New Roman"/>
+          <w:sz w:val="24"/>
+          <w:szCs w:val="24"/>
+        </w:rPr>
+        <w:t xml:space="preserve">se consiga el apoyo </w:t>
+      </w:r>
+      <w:r>
+        <w:rPr>
+          <w:rFonts w:ascii="Times New Roman" w:hAnsi="Times New Roman" w:cs="Times New Roman"/>
+          <w:sz w:val="24"/>
+          <w:szCs w:val="24"/>
+        </w:rPr>
+        <w:t>mínimo</w:t>
+      </w:r>
+      <w:r>
+        <w:rPr>
+          <w:rFonts w:ascii="Times New Roman" w:hAnsi="Times New Roman" w:cs="Times New Roman"/>
+          <w:sz w:val="24"/>
+          <w:szCs w:val="24"/>
+        </w:rPr>
+        <w:t xml:space="preserve"> o</w:t>
+      </w:r>
+      <w:r>
+        <w:rPr>
+          <w:rFonts w:ascii="Times New Roman" w:hAnsi="Times New Roman" w:cs="Times New Roman"/>
+          <w:sz w:val="24"/>
+          <w:szCs w:val="24"/>
+        </w:rPr>
+        <w:t xml:space="preserve"> se</w:t>
+      </w:r>
+      <w:r>
+        <w:rPr>
+          <w:rFonts w:ascii="Times New Roman" w:hAnsi="Times New Roman" w:cs="Times New Roman"/>
+          <w:sz w:val="24"/>
+          <w:szCs w:val="24"/>
+        </w:rPr>
+        <w:t xml:space="preserve"> termine el tiempo </w:t>
+      </w:r>
+      <w:r>
+        <w:rPr>
+          <w:rFonts w:ascii="Times New Roman" w:hAnsi="Times New Roman" w:cs="Times New Roman"/>
+          <w:sz w:val="24"/>
+          <w:szCs w:val="24"/>
+        </w:rPr>
+        <w:t>determinado.</w:t>
+      </w:r>
+      <w:r>
+        <w:rPr>
+          <w:rFonts w:ascii="Times New Roman" w:hAnsi="Times New Roman" w:cs="Times New Roman"/>
+          <w:sz w:val="24"/>
+          <w:szCs w:val="24"/>
+        </w:rPr>
+        <w:t xml:space="preserve"> </w:t>
+      </w:r>
+      <w:r>
+        <w:rPr>
+          <w:rFonts w:ascii="Times New Roman" w:hAnsi="Times New Roman" w:cs="Times New Roman"/>
+          <w:sz w:val="24"/>
+          <w:szCs w:val="24"/>
+        </w:rPr>
+        <w:t xml:space="preserve">Entre las físicas utilizadas, tenemos el desplazamiento de fichas hacia mesa </w:t>
+      </w:r>
+      <w:r>
+        <w:rPr>
+          <w:rFonts w:ascii="Times New Roman" w:hAnsi="Times New Roman" w:cs="Times New Roman"/>
+          <w:sz w:val="24"/>
+          <w:szCs w:val="24"/>
+        </w:rPr>
+        <w:t>central</w:t>
+      </w:r>
+      <w:r>
+        <w:rPr>
+          <w:rFonts w:ascii="Times New Roman" w:hAnsi="Times New Roman" w:cs="Times New Roman"/>
+          <w:sz w:val="24"/>
+          <w:szCs w:val="24"/>
+        </w:rPr>
+        <w:t>,</w:t>
+      </w:r>
+      <w:r>
+        <w:rPr>
+          <w:rFonts w:ascii="Times New Roman" w:hAnsi="Times New Roman" w:cs="Times New Roman"/>
+          <w:sz w:val="24"/>
+          <w:szCs w:val="24"/>
+        </w:rPr>
+        <w:t xml:space="preserve"> la oscilación de una lampara central, </w:t>
+      </w:r>
+      <w:r>
+        <w:rPr>
+          <w:rFonts w:ascii="Times New Roman" w:hAnsi="Times New Roman" w:cs="Times New Roman"/>
+          <w:sz w:val="24"/>
+          <w:szCs w:val="24"/>
+        </w:rPr>
+        <w:t xml:space="preserve">la </w:t>
+      </w:r>
+      <w:r>
+        <w:rPr>
+          <w:rFonts w:ascii="Times New Roman" w:hAnsi="Times New Roman" w:cs="Times New Roman"/>
+          <w:sz w:val="24"/>
+          <w:szCs w:val="24"/>
+        </w:rPr>
+        <w:t>simulación de la propagación de una onda al aceptar una propuesta colectivamente</w:t>
+      </w:r>
+      <w:r>
+        <w:rPr>
+          <w:rFonts w:ascii="Times New Roman" w:hAnsi="Times New Roman" w:cs="Times New Roman"/>
+          <w:sz w:val="24"/>
+          <w:szCs w:val="24"/>
+        </w:rPr>
+        <w:t xml:space="preserve"> y el desplazamiento y oscilación de hojas al seleccionar ciertos archivos.</w:t>
       </w:r>
     </w:p>
     <w:p>
       <w:pPr>
         <w:spacing w:line="480" w:lineRule="auto"/>
         <w:jc w:val="center"/>
+        <w:rPr>
+          <w:rFonts w:ascii="Times New Roman" w:hAnsi="Times New Roman" w:cs="Times New Roman"/>
+          <w:b/>
+          <w:bCs/>
+          <w:sz w:val="24"/>
+          <w:szCs w:val="24"/>
+        </w:rPr>
+      </w:pPr>
+      <w:r>
+        <w:rPr>
+          <w:rFonts w:ascii="Times New Roman" w:hAnsi="Times New Roman" w:cs="Times New Roman"/>
+          <w:b/>
+          <w:bCs/>
+          <w:sz w:val="24"/>
+          <w:szCs w:val="24"/>
+        </w:rPr>
+        <w:t>Diagrama de Clases Simplificado</w:t>
+      </w:r>
+    </w:p>
+    <w:p>
+      <w:pPr>
+        <w:spacing w:line="480" w:lineRule="auto"/>
+        <w:jc w:val="center"/>
+        <w:rPr>
+          <w:rFonts w:ascii="Times New Roman" w:hAnsi="Times New Roman" w:cs="Times New Roman"/>
+          <w:b/>
+          <w:bCs/>
+          <w:sz w:val="24"/>
+          <w:szCs w:val="24"/>
+        </w:rPr>
+      </w:pPr>
+      <w:r>
+        <w:rPr>
+          <w:rFonts w:ascii="Times New Roman" w:hAnsi="Times New Roman" w:cs="Times New Roman"/>
+          <w:b/>
+          <w:bCs/>
+          <w:sz w:val="24"/>
+          <w:szCs w:val="24"/>
+        </w:rPr>
+        <w:drawing>
+          <wp:inline distT="0" distB="0" distL="0" distR="0" wp14:anchorId="558A7203" wp14:editId="707BB8B7">
+            <wp:extent cx="6210300" cy="2371990"/>
+            <wp:effectExtent l="0" t="0" r="0" b="9525"/>
+            <wp:docPr id="388938210" name="Imagen 1"/>
+            <wp:cNvGraphicFramePr>
+              <a:graphicFrameLocks xmlns:a="http://schemas.openxmlformats.org/drawingml/2006/main" noChangeAspect="1"/>
+            </wp:cNvGraphicFramePr>
+            <a:graphic xmlns:a="http://schemas.openxmlformats.org/drawingml/2006/main">
+              <a:graphicData uri="http://schemas.openxmlformats.org/drawingml/2006/picture">
+                <pic:pic xmlns:pic="http://schemas.openxmlformats.org/drawingml/2006/picture">
+                  <pic:nvPicPr>
+                    <pic:cNvPr id="388938210" name=""/>
+                    <pic:cNvPicPr/>
+                  </pic:nvPicPr>
+                  <pic:blipFill>
+                    <a:blip r:embed="rId6"/>
+                    <a:stretch>
+                      <a:fillRect/>
+                    </a:stretch>
+                  </pic:blipFill>
+                  <pic:spPr>
+                    <a:xfrm>
+                      <a:off x="0" y="0"/>
+                      <a:ext cx="6224052" cy="2377243"/>
+                    </a:xfrm>
+                    <a:prstGeom prst="rect">
+                      <a:avLst/>
+                    </a:prstGeom>
+                  </pic:spPr>
+                </pic:pic>
+              </a:graphicData>
+            </a:graphic>
+          </wp:inline>
+        </w:drawing>
+      </w:r>
+    </w:p>
+    <w:p>
+      <w:pPr>
+        <w:spacing w:line="480" w:lineRule="auto"/>
+        <w:rPr>
+          <w:rFonts w:ascii="Times New Roman" w:hAnsi="Times New Roman" w:cs="Times New Roman"/>
+          <w:b/>
+          <w:bCs/>
+          <w:i/>
+          <w:iCs/>
+          <w:sz w:val="24"/>
+          <w:szCs w:val="24"/>
+        </w:rPr>
+      </w:pPr>
+      <w:r>
+        <w:rPr>
+          <w:rFonts w:ascii="Times New Roman" w:hAnsi="Times New Roman" w:cs="Times New Roman"/>
+          <w:b/>
+          <w:bCs/>
+          <w:i/>
+          <w:iCs/>
+          <w:sz w:val="24"/>
+          <w:szCs w:val="24"/>
+        </w:rPr>
+        <w:t>Mushu como Agente Autónomo</w:t>
+      </w:r>
+    </w:p>
+    <w:p>
+      <w:pPr>
+        <w:spacing w:line="480" w:lineRule="auto"/>
+        <w:rPr>
+          <w:rFonts w:ascii="Times New Roman" w:hAnsi="Times New Roman" w:cs="Times New Roman"/>
+          <w:sz w:val="24"/>
+          <w:szCs w:val="24"/>
+        </w:rPr>
+      </w:pPr>
+      <w:r>
+        <w:rPr>
+          <w:rFonts w:ascii="Times New Roman" w:hAnsi="Times New Roman" w:cs="Times New Roman"/>
+          <w:b/>
+          <w:bCs/>
+          <w:sz w:val="24"/>
+          <w:szCs w:val="24"/>
+        </w:rPr>
+        <w:tab/>
+      </w:r>
+      <w:r>
+        <w:rPr>
+          <w:rFonts w:ascii="Times New Roman" w:hAnsi="Times New Roman" w:cs="Times New Roman"/>
+          <w:sz w:val="24"/>
+          <w:szCs w:val="24"/>
+        </w:rPr>
+        <w:t xml:space="preserve">La </w:t>
+      </w:r>
+      <w:r>
+        <w:rPr>
+          <w:rFonts w:ascii="Times New Roman" w:hAnsi="Times New Roman" w:cs="Times New Roman"/>
+          <w:sz w:val="24"/>
+          <w:szCs w:val="24"/>
+        </w:rPr>
+        <w:t xml:space="preserve">función </w:t>
+      </w:r>
+      <w:r>
+        <w:rPr>
+          <w:rFonts w:ascii="Times New Roman" w:hAnsi="Times New Roman" w:cs="Times New Roman"/>
+          <w:sz w:val="24"/>
+          <w:szCs w:val="24"/>
+        </w:rPr>
+        <w:t xml:space="preserve">de Mushu </w:t>
+      </w:r>
+      <w:r>
+        <w:rPr>
+          <w:rFonts w:ascii="Times New Roman" w:hAnsi="Times New Roman" w:cs="Times New Roman"/>
+          <w:sz w:val="24"/>
+          <w:szCs w:val="24"/>
+        </w:rPr>
+        <w:t>consistirá en observar lo que sucede, evaluar la</w:t>
+      </w:r>
+      <w:r>
+        <w:rPr>
+          <w:rFonts w:ascii="Times New Roman" w:hAnsi="Times New Roman" w:cs="Times New Roman"/>
+          <w:sz w:val="24"/>
+          <w:szCs w:val="24"/>
+        </w:rPr>
+        <w:t>s</w:t>
+      </w:r>
+      <w:r>
+        <w:rPr>
+          <w:rFonts w:ascii="Times New Roman" w:hAnsi="Times New Roman" w:cs="Times New Roman"/>
+          <w:sz w:val="24"/>
+          <w:szCs w:val="24"/>
+        </w:rPr>
+        <w:t xml:space="preserve"> situaci</w:t>
+      </w:r>
+      <w:r>
+        <w:rPr>
+          <w:rFonts w:ascii="Times New Roman" w:hAnsi="Times New Roman" w:cs="Times New Roman"/>
+          <w:sz w:val="24"/>
+          <w:szCs w:val="24"/>
+        </w:rPr>
+        <w:t>ones</w:t>
+      </w:r>
+      <w:r>
+        <w:rPr>
+          <w:rFonts w:ascii="Times New Roman" w:hAnsi="Times New Roman" w:cs="Times New Roman"/>
+          <w:sz w:val="24"/>
+          <w:szCs w:val="24"/>
+        </w:rPr>
+        <w:t>, elegir respuesta</w:t>
+      </w:r>
+      <w:r>
+        <w:rPr>
+          <w:rFonts w:ascii="Times New Roman" w:hAnsi="Times New Roman" w:cs="Times New Roman"/>
+          <w:sz w:val="24"/>
+          <w:szCs w:val="24"/>
+        </w:rPr>
+        <w:t>s</w:t>
+      </w:r>
+      <w:r>
+        <w:rPr>
+          <w:rFonts w:ascii="Times New Roman" w:hAnsi="Times New Roman" w:cs="Times New Roman"/>
+          <w:sz w:val="24"/>
+          <w:szCs w:val="24"/>
+        </w:rPr>
+        <w:t xml:space="preserve">, </w:t>
+      </w:r>
+      <w:r>
+        <w:rPr>
+          <w:rFonts w:ascii="Times New Roman" w:hAnsi="Times New Roman" w:cs="Times New Roman"/>
+          <w:sz w:val="24"/>
+          <w:szCs w:val="24"/>
+        </w:rPr>
+        <w:t>ejecutarla</w:t>
+      </w:r>
+      <w:r>
+        <w:rPr>
+          <w:rFonts w:ascii="Times New Roman" w:hAnsi="Times New Roman" w:cs="Times New Roman"/>
+          <w:sz w:val="24"/>
+          <w:szCs w:val="24"/>
+        </w:rPr>
+        <w:t xml:space="preserve">s </w:t>
+      </w:r>
+      <w:r>
+        <w:rPr>
+          <w:rFonts w:ascii="Times New Roman" w:hAnsi="Times New Roman" w:cs="Times New Roman"/>
+          <w:sz w:val="24"/>
+          <w:szCs w:val="24"/>
+        </w:rPr>
+        <w:t>y</w:t>
+      </w:r>
+      <w:r>
+        <w:rPr>
+          <w:rFonts w:ascii="Times New Roman" w:hAnsi="Times New Roman" w:cs="Times New Roman"/>
+          <w:sz w:val="24"/>
+          <w:szCs w:val="24"/>
+        </w:rPr>
+        <w:t xml:space="preserve"> registrar el resultado</w:t>
+      </w:r>
+      <w:r>
+        <w:rPr>
+          <w:rFonts w:ascii="Times New Roman" w:hAnsi="Times New Roman" w:cs="Times New Roman"/>
+          <w:sz w:val="24"/>
+          <w:szCs w:val="24"/>
+        </w:rPr>
+        <w:t>, así mejora las</w:t>
+      </w:r>
+      <w:r>
+        <w:rPr>
+          <w:rFonts w:ascii="Times New Roman" w:hAnsi="Times New Roman" w:cs="Times New Roman"/>
+          <w:sz w:val="24"/>
+          <w:szCs w:val="24"/>
+        </w:rPr>
+        <w:t xml:space="preserve"> decisiones posteriores</w:t>
+      </w:r>
+      <w:r>
+        <w:rPr>
+          <w:rFonts w:ascii="Times New Roman" w:hAnsi="Times New Roman" w:cs="Times New Roman"/>
+          <w:sz w:val="24"/>
+          <w:szCs w:val="24"/>
+        </w:rPr>
+        <w:t>; este sigue la arquitectura de percepción, razonamiento, acción y aprendizaje.</w:t>
+      </w:r>
+    </w:p>
+    <w:p>
+      <w:pPr>
+        <w:spacing w:line="480" w:lineRule="auto"/>
+        <w:rPr>
+          <w:rFonts w:ascii="Times New Roman" w:hAnsi="Times New Roman" w:cs="Times New Roman"/>
+          <w:sz w:val="24"/>
+          <w:szCs w:val="24"/>
+        </w:rPr>
+      </w:pPr>
+      <w:r>
+        <w:rPr>
+          <w:rFonts w:ascii="Times New Roman" w:hAnsi="Times New Roman" w:cs="Times New Roman"/>
+          <w:sz w:val="24"/>
+          <w:szCs w:val="24"/>
+        </w:rPr>
+        <w:lastRenderedPageBreak/>
+        <w:tab/>
+        <w:t>Se tendrá una clase para cada componente, en ‘percepción’</w:t>
+      </w:r>
+      <w:r>
+        <w:rPr>
+          <w:rFonts w:ascii="Times New Roman" w:hAnsi="Times New Roman" w:cs="Times New Roman"/>
+          <w:sz w:val="24"/>
+          <w:szCs w:val="24"/>
+        </w:rPr>
+        <w:t xml:space="preserve"> el objetivo será </w:t>
+      </w:r>
+      <w:r>
+        <w:rPr>
+          <w:rFonts w:ascii="Times New Roman" w:hAnsi="Times New Roman" w:cs="Times New Roman"/>
+          <w:sz w:val="24"/>
+          <w:szCs w:val="24"/>
+        </w:rPr>
+        <w:t xml:space="preserve">detectar eventos relevantes </w:t>
+      </w:r>
+      <w:r>
+        <w:rPr>
+          <w:rFonts w:ascii="Times New Roman" w:hAnsi="Times New Roman" w:cs="Times New Roman"/>
+          <w:sz w:val="24"/>
+          <w:szCs w:val="24"/>
+        </w:rPr>
+        <w:t xml:space="preserve">para la trama </w:t>
+      </w:r>
+      <w:r>
+        <w:rPr>
+          <w:rFonts w:ascii="Times New Roman" w:hAnsi="Times New Roman" w:cs="Times New Roman"/>
+          <w:sz w:val="24"/>
+          <w:szCs w:val="24"/>
+        </w:rPr>
+        <w:t>y construir una representación simplificada del estado actual</w:t>
+      </w:r>
+      <w:r>
+        <w:rPr>
+          <w:rFonts w:ascii="Times New Roman" w:hAnsi="Times New Roman" w:cs="Times New Roman"/>
+          <w:sz w:val="24"/>
+          <w:szCs w:val="24"/>
+        </w:rPr>
+        <w:t>, al actualizar</w:t>
+      </w:r>
+      <w:r>
+        <w:rPr>
+          <w:rFonts w:ascii="Times New Roman" w:hAnsi="Times New Roman" w:cs="Times New Roman"/>
+          <w:sz w:val="24"/>
+          <w:szCs w:val="24"/>
+        </w:rPr>
+        <w:t xml:space="preserve"> el estado del juego, </w:t>
+      </w:r>
+      <w:r>
+        <w:rPr>
+          <w:rFonts w:ascii="Times New Roman" w:hAnsi="Times New Roman" w:cs="Times New Roman"/>
+          <w:sz w:val="24"/>
+          <w:szCs w:val="24"/>
+        </w:rPr>
+        <w:t>se</w:t>
+      </w:r>
+      <w:r>
+        <w:rPr>
+          <w:rFonts w:ascii="Times New Roman" w:hAnsi="Times New Roman" w:cs="Times New Roman"/>
+          <w:sz w:val="24"/>
+          <w:szCs w:val="24"/>
+        </w:rPr>
+        <w:t xml:space="preserve"> consultará los datos disponibles y </w:t>
+      </w:r>
+      <w:r>
+        <w:rPr>
+          <w:rFonts w:ascii="Times New Roman" w:hAnsi="Times New Roman" w:cs="Times New Roman"/>
+          <w:sz w:val="24"/>
+          <w:szCs w:val="24"/>
+        </w:rPr>
+        <w:t xml:space="preserve">se </w:t>
+      </w:r>
+      <w:r>
+        <w:rPr>
+          <w:rFonts w:ascii="Times New Roman" w:hAnsi="Times New Roman" w:cs="Times New Roman"/>
+          <w:sz w:val="24"/>
+          <w:szCs w:val="24"/>
+        </w:rPr>
+        <w:t>producirá una lista de estímulos.</w:t>
+      </w:r>
+      <w:r>
+        <w:rPr>
+          <w:rFonts w:ascii="Times New Roman" w:hAnsi="Times New Roman" w:cs="Times New Roman"/>
+          <w:sz w:val="24"/>
+          <w:szCs w:val="24"/>
+        </w:rPr>
+        <w:t xml:space="preserve"> Para ‘razonamiento’, </w:t>
+      </w:r>
+      <w:r>
+        <w:rPr>
+          <w:rFonts w:ascii="Times New Roman" w:hAnsi="Times New Roman" w:cs="Times New Roman"/>
+          <w:sz w:val="24"/>
+          <w:szCs w:val="24"/>
+        </w:rPr>
+        <w:t xml:space="preserve">se espera </w:t>
+      </w:r>
+      <w:r>
+        <w:rPr>
+          <w:rFonts w:ascii="Times New Roman" w:hAnsi="Times New Roman" w:cs="Times New Roman"/>
+          <w:sz w:val="24"/>
+          <w:szCs w:val="24"/>
+        </w:rPr>
+        <w:t>interpretar los estímulos y elegir una respuesta adecuada</w:t>
+      </w:r>
+      <w:r>
+        <w:rPr>
+          <w:rFonts w:ascii="Times New Roman" w:hAnsi="Times New Roman" w:cs="Times New Roman"/>
+          <w:sz w:val="24"/>
+          <w:szCs w:val="24"/>
+        </w:rPr>
+        <w:t xml:space="preserve"> a la situación evaluando diferentes opciones. En ‘acción’, se requiere </w:t>
+      </w:r>
+      <w:r>
+        <w:rPr>
+          <w:rFonts w:ascii="Times New Roman" w:hAnsi="Times New Roman" w:cs="Times New Roman"/>
+          <w:sz w:val="24"/>
+          <w:szCs w:val="24"/>
+        </w:rPr>
+        <w:t xml:space="preserve">ejecutar la respuesta seleccionada </w:t>
+      </w:r>
+      <w:r>
+        <w:rPr>
+          <w:rFonts w:ascii="Times New Roman" w:hAnsi="Times New Roman" w:cs="Times New Roman"/>
+          <w:sz w:val="24"/>
+          <w:szCs w:val="24"/>
+        </w:rPr>
+        <w:t>en la etapa de razonamiento</w:t>
+      </w:r>
+      <w:r>
+        <w:rPr>
+          <w:rFonts w:ascii="Times New Roman" w:hAnsi="Times New Roman" w:cs="Times New Roman"/>
+          <w:sz w:val="24"/>
+          <w:szCs w:val="24"/>
+        </w:rPr>
+        <w:t>, por ejemplo, e</w:t>
+      </w:r>
+      <w:r>
+        <w:rPr>
+          <w:rFonts w:ascii="Times New Roman" w:hAnsi="Times New Roman" w:cs="Times New Roman"/>
+          <w:sz w:val="24"/>
+          <w:szCs w:val="24"/>
+        </w:rPr>
+        <w:t xml:space="preserve">n el primer nivel las acciones posibles </w:t>
+      </w:r>
+      <w:r>
+        <w:rPr>
+          <w:rFonts w:ascii="Times New Roman" w:hAnsi="Times New Roman" w:cs="Times New Roman"/>
+          <w:sz w:val="24"/>
+          <w:szCs w:val="24"/>
+        </w:rPr>
+        <w:t>serían</w:t>
+      </w:r>
+      <w:r>
+        <w:rPr>
+          <w:rFonts w:ascii="Times New Roman" w:hAnsi="Times New Roman" w:cs="Times New Roman"/>
+          <w:sz w:val="24"/>
+          <w:szCs w:val="24"/>
+        </w:rPr>
+        <w:t xml:space="preserve"> mostrar una pista, resaltar una plataforma segura o señalar un documento</w:t>
+      </w:r>
+      <w:r>
+        <w:rPr>
+          <w:rFonts w:ascii="Times New Roman" w:hAnsi="Times New Roman" w:cs="Times New Roman"/>
+          <w:sz w:val="24"/>
+          <w:szCs w:val="24"/>
+        </w:rPr>
+        <w:t xml:space="preserve">. Y en ‘aprendizaje’, </w:t>
+      </w:r>
+      <w:r>
+        <w:rPr>
+          <w:rFonts w:ascii="Times New Roman" w:hAnsi="Times New Roman" w:cs="Times New Roman"/>
+          <w:sz w:val="24"/>
+          <w:szCs w:val="24"/>
+        </w:rPr>
+        <w:t xml:space="preserve">la meta será </w:t>
+      </w:r>
+      <w:r>
+        <w:rPr>
+          <w:rFonts w:ascii="Times New Roman" w:hAnsi="Times New Roman" w:cs="Times New Roman"/>
+          <w:sz w:val="24"/>
+          <w:szCs w:val="24"/>
+        </w:rPr>
+        <w:t xml:space="preserve">almacenar información de las interacciones anteriores </w:t>
+      </w:r>
+      <w:r>
+        <w:rPr>
+          <w:rFonts w:ascii="Times New Roman" w:hAnsi="Times New Roman" w:cs="Times New Roman"/>
+          <w:sz w:val="24"/>
+          <w:szCs w:val="24"/>
+        </w:rPr>
+        <w:t>para</w:t>
+      </w:r>
+      <w:r>
+        <w:rPr>
+          <w:rFonts w:ascii="Times New Roman" w:hAnsi="Times New Roman" w:cs="Times New Roman"/>
+          <w:sz w:val="24"/>
+          <w:szCs w:val="24"/>
+        </w:rPr>
+        <w:t xml:space="preserve"> utilizarla </w:t>
+      </w:r>
+      <w:r>
+        <w:rPr>
+          <w:rFonts w:ascii="Times New Roman" w:hAnsi="Times New Roman" w:cs="Times New Roman"/>
+          <w:sz w:val="24"/>
+          <w:szCs w:val="24"/>
+        </w:rPr>
+        <w:t>en la mejora de</w:t>
+      </w:r>
+      <w:r>
+        <w:rPr>
+          <w:rFonts w:ascii="Times New Roman" w:hAnsi="Times New Roman" w:cs="Times New Roman"/>
+          <w:sz w:val="24"/>
+          <w:szCs w:val="24"/>
+        </w:rPr>
+        <w:t xml:space="preserve"> las recomendaciones futuras</w:t>
+      </w:r>
+      <w:r>
+        <w:rPr>
+          <w:rFonts w:ascii="Times New Roman" w:hAnsi="Times New Roman" w:cs="Times New Roman"/>
+          <w:sz w:val="24"/>
+          <w:szCs w:val="24"/>
+        </w:rPr>
+        <w:t>.</w:t>
+      </w:r>
+    </w:p>
+    <w:p>
+      <w:pPr>
+        <w:spacing w:line="480" w:lineRule="auto"/>
+        <w:ind w:firstLine="708"/>
       </w:pPr>
     </w:p>
     <w:sectPr>
-      <w:headerReference w:type="default" r:id="rId6"/>
+      <w:headerReference w:type="default" r:id="rId7"/>
       <w:pgSz w:w="12240" w:h="15840"/>
       <w:pgMar w:top="1440" w:right="1440" w:bottom="1440" w:left="1440" w:header="709" w:footer="709" w:gutter="0"/>
       <w:cols w:space="708"/>
